--- a/Chapter 2/Chapter 2.docx
+++ b/Chapter 2/Chapter 2.docx
@@ -518,6 +518,7 @@
         </w:rPr>
         <w:t xml:space="preserve"> </w:t>
       </w:r>
+      <w:proofErr w:type="spellStart"/>
       <w:r>
         <w:rPr>
           <w:rFonts w:ascii="Nunito" w:hAnsi="Nunito"/>
@@ -529,6 +530,7 @@
         </w:rPr>
         <w:t>System.out.println</w:t>
       </w:r>
+      <w:proofErr w:type="spellEnd"/>
       <w:r>
         <w:rPr>
           <w:rFonts w:ascii="Nunito" w:hAnsi="Nunito"/>
@@ -546,8 +548,21 @@
           <w:szCs w:val="28"/>
           <w:u w:val="single"/>
         </w:rPr>
-        <w:t xml:space="preserve"> System.out.print</w:t>
-      </w:r>
+        <w:t xml:space="preserve"> </w:t>
+      </w:r>
+      <w:proofErr w:type="spellStart"/>
+      <w:r>
+        <w:rPr>
+          <w:rFonts w:ascii="Nunito" w:hAnsi="Nunito"/>
+          <w:b/>
+          <w:bCs/>
+          <w:sz w:val="28"/>
+          <w:szCs w:val="28"/>
+          <w:u w:val="single"/>
+        </w:rPr>
+        <w:t>System.out.print</w:t>
+      </w:r>
+      <w:proofErr w:type="spellEnd"/>
       <w:r>
         <w:rPr>
           <w:rFonts w:ascii="Nunito" w:hAnsi="Nunito"/>
@@ -564,6 +579,7 @@
         </w:rPr>
         <w:t xml:space="preserve"> </w:t>
       </w:r>
+      <w:proofErr w:type="spellStart"/>
       <w:r>
         <w:rPr>
           <w:rFonts w:ascii="Nunito" w:hAnsi="Nunito"/>
@@ -586,6 +602,7 @@
         </w:rPr>
         <w:t>f</w:t>
       </w:r>
+      <w:proofErr w:type="spellEnd"/>
       <w:r>
         <w:rPr>
           <w:rFonts w:ascii="Nunito" w:hAnsi="Nunito"/>
@@ -717,7 +734,25 @@
           <w:sz w:val="28"/>
           <w:szCs w:val="28"/>
         </w:rPr>
-        <w:t xml:space="preserve">c) Java considers the variables number and NuMbEr to be identical. </w:t>
+        <w:t xml:space="preserve">c) Java considers the variables number and </w:t>
+      </w:r>
+      <w:proofErr w:type="spellStart"/>
+      <w:r>
+        <w:rPr>
+          <w:rFonts w:ascii="Nunito" w:hAnsi="Nunito"/>
+          <w:sz w:val="28"/>
+          <w:szCs w:val="28"/>
+        </w:rPr>
+        <w:t>NuMbEr</w:t>
+      </w:r>
+      <w:proofErr w:type="spellEnd"/>
+      <w:r>
+        <w:rPr>
+          <w:rFonts w:ascii="Nunito" w:hAnsi="Nunito"/>
+          <w:sz w:val="28"/>
+          <w:szCs w:val="28"/>
+        </w:rPr>
+        <w:t xml:space="preserve"> to be identical. </w:t>
       </w:r>
     </w:p>
     <w:p>
@@ -858,7 +893,25 @@
           <w:sz w:val="28"/>
           <w:szCs w:val="28"/>
         </w:rPr>
-        <w:t>a) Declare variables c, thisIsAVariable, q76354 and number to be of type int.</w:t>
+        <w:t xml:space="preserve">a) Declare variables c, </w:t>
+      </w:r>
+      <w:proofErr w:type="spellStart"/>
+      <w:r>
+        <w:rPr>
+          <w:rFonts w:ascii="Nunito" w:hAnsi="Nunito"/>
+          <w:sz w:val="28"/>
+          <w:szCs w:val="28"/>
+        </w:rPr>
+        <w:t>thisIsAVariable</w:t>
+      </w:r>
+      <w:proofErr w:type="spellEnd"/>
+      <w:r>
+        <w:rPr>
+          <w:rFonts w:ascii="Nunito" w:hAnsi="Nunito"/>
+          <w:sz w:val="28"/>
+          <w:szCs w:val="28"/>
+        </w:rPr>
+        <w:t>, q76354 and number to be of type int.</w:t>
       </w:r>
     </w:p>
     <w:p>
@@ -883,7 +936,25 @@
           <w:sz w:val="28"/>
           <w:szCs w:val="28"/>
         </w:rPr>
-        <w:t>int c, thisIsAVariable, q76354, number;</w:t>
+        <w:t xml:space="preserve">int c, </w:t>
+      </w:r>
+      <w:proofErr w:type="spellStart"/>
+      <w:r>
+        <w:rPr>
+          <w:rFonts w:ascii="Nunito" w:hAnsi="Nunito"/>
+          <w:sz w:val="28"/>
+          <w:szCs w:val="28"/>
+        </w:rPr>
+        <w:t>thisIsAVariable</w:t>
+      </w:r>
+      <w:proofErr w:type="spellEnd"/>
+      <w:r>
+        <w:rPr>
+          <w:rFonts w:ascii="Nunito" w:hAnsi="Nunito"/>
+          <w:sz w:val="28"/>
+          <w:szCs w:val="28"/>
+        </w:rPr>
+        <w:t>, q76354, number;</w:t>
       </w:r>
     </w:p>
     <w:p>
@@ -919,13 +990,23 @@
         </w:rPr>
         <w:t xml:space="preserve">Answer: </w:t>
       </w:r>
-      <w:r>
-        <w:rPr>
-          <w:rFonts w:ascii="Nunito" w:hAnsi="Nunito"/>
-          <w:sz w:val="28"/>
-          <w:szCs w:val="28"/>
-        </w:rPr>
-        <w:t>System.out.print("Enter an integer: ");</w:t>
+      <w:proofErr w:type="spellStart"/>
+      <w:r>
+        <w:rPr>
+          <w:rFonts w:ascii="Nunito" w:hAnsi="Nunito"/>
+          <w:sz w:val="28"/>
+          <w:szCs w:val="28"/>
+        </w:rPr>
+        <w:t>System.out.print</w:t>
+      </w:r>
+      <w:proofErr w:type="spellEnd"/>
+      <w:r>
+        <w:rPr>
+          <w:rFonts w:ascii="Nunito" w:hAnsi="Nunito"/>
+          <w:sz w:val="28"/>
+          <w:szCs w:val="28"/>
+        </w:rPr>
+        <w:t>("Enter an integer: ");</w:t>
       </w:r>
     </w:p>
     <w:p>
@@ -969,6 +1050,7 @@
         </w:rPr>
         <w:t xml:space="preserve">value = </w:t>
       </w:r>
+      <w:proofErr w:type="spellStart"/>
       <w:r>
         <w:rPr>
           <w:rFonts w:ascii="Nunito" w:hAnsi="Nunito"/>
@@ -977,6 +1059,7 @@
         </w:rPr>
         <w:t>input.nextInt</w:t>
       </w:r>
+      <w:proofErr w:type="spellEnd"/>
       <w:r>
         <w:rPr>
           <w:rFonts w:ascii="Nunito" w:hAnsi="Nunito"/>
@@ -1000,7 +1083,25 @@
           <w:sz w:val="28"/>
           <w:szCs w:val="28"/>
         </w:rPr>
-        <w:t xml:space="preserve">d) Print "This is a Java program" on one line in the command window. Use method System.out.println. </w:t>
+        <w:t xml:space="preserve">d) Print "This is a Java program" on one line in the command window. Use method </w:t>
+      </w:r>
+      <w:proofErr w:type="spellStart"/>
+      <w:r>
+        <w:rPr>
+          <w:rFonts w:ascii="Nunito" w:hAnsi="Nunito"/>
+          <w:sz w:val="28"/>
+          <w:szCs w:val="28"/>
+        </w:rPr>
+        <w:t>System.out.println</w:t>
+      </w:r>
+      <w:proofErr w:type="spellEnd"/>
+      <w:r>
+        <w:rPr>
+          <w:rFonts w:ascii="Nunito" w:hAnsi="Nunito"/>
+          <w:sz w:val="28"/>
+          <w:szCs w:val="28"/>
+        </w:rPr>
+        <w:t xml:space="preserve">. </w:t>
       </w:r>
     </w:p>
     <w:p>
@@ -1019,30 +1120,58 @@
         </w:rPr>
         <w:t xml:space="preserve">Answer: </w:t>
       </w:r>
-      <w:r>
-        <w:rPr>
-          <w:rFonts w:ascii="Nunito" w:hAnsi="Nunito"/>
-          <w:sz w:val="28"/>
-          <w:szCs w:val="28"/>
-        </w:rPr>
-        <w:t>System.out.println("This is a Java program");</w:t>
-      </w:r>
-    </w:p>
-    <w:p>
-      <w:pPr>
-        <w:rPr>
-          <w:rFonts w:ascii="Nunito" w:hAnsi="Nunito"/>
-          <w:sz w:val="28"/>
-          <w:szCs w:val="28"/>
-        </w:rPr>
-      </w:pPr>
-      <w:r>
-        <w:rPr>
-          <w:rFonts w:ascii="Nunito" w:hAnsi="Nunito"/>
-          <w:sz w:val="28"/>
-          <w:szCs w:val="28"/>
-        </w:rPr>
-        <w:t xml:space="preserve">e) Print "This is a Java program" on two lines in the command window. The first line should end with Java. Use method System.out.printf and two %s format specifiers. </w:t>
+      <w:proofErr w:type="spellStart"/>
+      <w:r>
+        <w:rPr>
+          <w:rFonts w:ascii="Nunito" w:hAnsi="Nunito"/>
+          <w:sz w:val="28"/>
+          <w:szCs w:val="28"/>
+        </w:rPr>
+        <w:t>System.out.println</w:t>
+      </w:r>
+      <w:proofErr w:type="spellEnd"/>
+      <w:r>
+        <w:rPr>
+          <w:rFonts w:ascii="Nunito" w:hAnsi="Nunito"/>
+          <w:sz w:val="28"/>
+          <w:szCs w:val="28"/>
+        </w:rPr>
+        <w:t>("This is a Java program");</w:t>
+      </w:r>
+    </w:p>
+    <w:p>
+      <w:pPr>
+        <w:rPr>
+          <w:rFonts w:ascii="Nunito" w:hAnsi="Nunito"/>
+          <w:sz w:val="28"/>
+          <w:szCs w:val="28"/>
+        </w:rPr>
+      </w:pPr>
+      <w:r>
+        <w:rPr>
+          <w:rFonts w:ascii="Nunito" w:hAnsi="Nunito"/>
+          <w:sz w:val="28"/>
+          <w:szCs w:val="28"/>
+        </w:rPr>
+        <w:t xml:space="preserve">e) Print "This is a Java program" on two lines in the command window. The first line should end with Java. Use method </w:t>
+      </w:r>
+      <w:proofErr w:type="spellStart"/>
+      <w:r>
+        <w:rPr>
+          <w:rFonts w:ascii="Nunito" w:hAnsi="Nunito"/>
+          <w:sz w:val="28"/>
+          <w:szCs w:val="28"/>
+        </w:rPr>
+        <w:t>System.out.printf</w:t>
+      </w:r>
+      <w:proofErr w:type="spellEnd"/>
+      <w:r>
+        <w:rPr>
+          <w:rFonts w:ascii="Nunito" w:hAnsi="Nunito"/>
+          <w:sz w:val="28"/>
+          <w:szCs w:val="28"/>
+        </w:rPr>
+        <w:t xml:space="preserve"> and two %s format specifiers. </w:t>
       </w:r>
     </w:p>
     <w:p>
@@ -1061,13 +1190,41 @@
         </w:rPr>
         <w:t xml:space="preserve">Answer; </w:t>
       </w:r>
-      <w:r>
-        <w:rPr>
-          <w:rFonts w:ascii="Nunito" w:hAnsi="Nunito"/>
-          <w:sz w:val="28"/>
-          <w:szCs w:val="28"/>
-        </w:rPr>
-        <w:t>System.out.printf("%s%n%s%n", "This is a", "Java program");</w:t>
+      <w:proofErr w:type="spellStart"/>
+      <w:r>
+        <w:rPr>
+          <w:rFonts w:ascii="Nunito" w:hAnsi="Nunito"/>
+          <w:sz w:val="28"/>
+          <w:szCs w:val="28"/>
+        </w:rPr>
+        <w:t>System.out.printf</w:t>
+      </w:r>
+      <w:proofErr w:type="spellEnd"/>
+      <w:r>
+        <w:rPr>
+          <w:rFonts w:ascii="Nunito" w:hAnsi="Nunito"/>
+          <w:sz w:val="28"/>
+          <w:szCs w:val="28"/>
+        </w:rPr>
+        <w:t>("%</w:t>
+      </w:r>
+      <w:proofErr w:type="spellStart"/>
+      <w:r>
+        <w:rPr>
+          <w:rFonts w:ascii="Nunito" w:hAnsi="Nunito"/>
+          <w:sz w:val="28"/>
+          <w:szCs w:val="28"/>
+        </w:rPr>
+        <w:t>s%n%s%n</w:t>
+      </w:r>
+      <w:proofErr w:type="spellEnd"/>
+      <w:r>
+        <w:rPr>
+          <w:rFonts w:ascii="Nunito" w:hAnsi="Nunito"/>
+          <w:sz w:val="28"/>
+          <w:szCs w:val="28"/>
+        </w:rPr>
+        <w:t>", "This is a", "Java program");</w:t>
       </w:r>
     </w:p>
     <w:p>
@@ -1135,7 +1292,25 @@
           <w:sz w:val="28"/>
           <w:szCs w:val="28"/>
         </w:rPr>
-        <w:t xml:space="preserve">    System.out.println("The variable number is not equal to 7");</w:t>
+        <w:t xml:space="preserve">    </w:t>
+      </w:r>
+      <w:proofErr w:type="spellStart"/>
+      <w:r>
+        <w:rPr>
+          <w:rFonts w:ascii="Nunito" w:hAnsi="Nunito"/>
+          <w:sz w:val="28"/>
+          <w:szCs w:val="28"/>
+        </w:rPr>
+        <w:t>System.out.println</w:t>
+      </w:r>
+      <w:proofErr w:type="spellEnd"/>
+      <w:r>
+        <w:rPr>
+          <w:rFonts w:ascii="Nunito" w:hAnsi="Nunito"/>
+          <w:sz w:val="28"/>
+          <w:szCs w:val="28"/>
+        </w:rPr>
+        <w:t>("The variable number is not equal to 7");</w:t>
       </w:r>
     </w:p>
     <w:p>
@@ -1199,24 +1374,60 @@
           <w:sz w:val="28"/>
           <w:szCs w:val="28"/>
         </w:rPr>
-        <w:t xml:space="preserve">a) if (c &lt; 7); System.out.println("c is less than 7"); </w:t>
-      </w:r>
-    </w:p>
-    <w:p>
-      <w:pPr>
-        <w:rPr>
-          <w:rFonts w:ascii="Nunito" w:hAnsi="Nunito"/>
-          <w:sz w:val="28"/>
-          <w:szCs w:val="28"/>
-        </w:rPr>
-      </w:pPr>
-      <w:r>
-        <w:rPr>
-          <w:rFonts w:ascii="Nunito" w:hAnsi="Nunito"/>
-          <w:sz w:val="28"/>
-          <w:szCs w:val="28"/>
-        </w:rPr>
-        <w:t>b) if (c =&gt; 7) System.out.println("c is equal to or greater than 7");</w:t>
+        <w:t xml:space="preserve">a) if (c &lt; 7); </w:t>
+      </w:r>
+      <w:proofErr w:type="spellStart"/>
+      <w:r>
+        <w:rPr>
+          <w:rFonts w:ascii="Nunito" w:hAnsi="Nunito"/>
+          <w:sz w:val="28"/>
+          <w:szCs w:val="28"/>
+        </w:rPr>
+        <w:t>System.out.println</w:t>
+      </w:r>
+      <w:proofErr w:type="spellEnd"/>
+      <w:r>
+        <w:rPr>
+          <w:rFonts w:ascii="Nunito" w:hAnsi="Nunito"/>
+          <w:sz w:val="28"/>
+          <w:szCs w:val="28"/>
+        </w:rPr>
+        <w:t xml:space="preserve">("c is less than 7"); </w:t>
+      </w:r>
+    </w:p>
+    <w:p>
+      <w:pPr>
+        <w:rPr>
+          <w:rFonts w:ascii="Nunito" w:hAnsi="Nunito"/>
+          <w:sz w:val="28"/>
+          <w:szCs w:val="28"/>
+        </w:rPr>
+      </w:pPr>
+      <w:r>
+        <w:rPr>
+          <w:rFonts w:ascii="Nunito" w:hAnsi="Nunito"/>
+          <w:sz w:val="28"/>
+          <w:szCs w:val="28"/>
+        </w:rPr>
+        <w:t xml:space="preserve">b) if (c =&gt; 7) </w:t>
+      </w:r>
+      <w:proofErr w:type="spellStart"/>
+      <w:r>
+        <w:rPr>
+          <w:rFonts w:ascii="Nunito" w:hAnsi="Nunito"/>
+          <w:sz w:val="28"/>
+          <w:szCs w:val="28"/>
+        </w:rPr>
+        <w:t>System.out.println</w:t>
+      </w:r>
+      <w:proofErr w:type="spellEnd"/>
+      <w:r>
+        <w:rPr>
+          <w:rFonts w:ascii="Nunito" w:hAnsi="Nunito"/>
+          <w:sz w:val="28"/>
+          <w:szCs w:val="28"/>
+        </w:rPr>
+        <w:t>("c is equal to or greater than 7");</w:t>
       </w:r>
     </w:p>
     <w:p>
@@ -1275,7 +1486,25 @@
           <w:sz w:val="28"/>
           <w:szCs w:val="28"/>
         </w:rPr>
-        <w:t>Correction: Remove the semicolon. It should be: if (c &lt; 7) System.out.println("c is less than 7");</w:t>
+        <w:t xml:space="preserve">Correction: Remove the semicolon. It should be: if (c &lt; 7) </w:t>
+      </w:r>
+      <w:proofErr w:type="spellStart"/>
+      <w:r>
+        <w:rPr>
+          <w:rFonts w:ascii="Nunito" w:hAnsi="Nunito"/>
+          <w:sz w:val="28"/>
+          <w:szCs w:val="28"/>
+        </w:rPr>
+        <w:t>System.out.println</w:t>
+      </w:r>
+      <w:proofErr w:type="spellEnd"/>
+      <w:r>
+        <w:rPr>
+          <w:rFonts w:ascii="Nunito" w:hAnsi="Nunito"/>
+          <w:sz w:val="28"/>
+          <w:szCs w:val="28"/>
+        </w:rPr>
+        <w:t>("c is less than 7");</w:t>
       </w:r>
     </w:p>
     <w:p>
@@ -1317,7 +1546,25 @@
           <w:sz w:val="28"/>
           <w:szCs w:val="28"/>
         </w:rPr>
-        <w:t>​Correction: Use &gt;= instead. It should be: if (c &gt;= 7) System.out.println("c is equal to or greater than 7");</w:t>
+        <w:t xml:space="preserve">​Correction: Use &gt;= instead. It should be: if (c &gt;= 7) </w:t>
+      </w:r>
+      <w:proofErr w:type="spellStart"/>
+      <w:r>
+        <w:rPr>
+          <w:rFonts w:ascii="Nunito" w:hAnsi="Nunito"/>
+          <w:sz w:val="28"/>
+          <w:szCs w:val="28"/>
+        </w:rPr>
+        <w:t>System.out.println</w:t>
+      </w:r>
+      <w:proofErr w:type="spellEnd"/>
+      <w:r>
+        <w:rPr>
+          <w:rFonts w:ascii="Nunito" w:hAnsi="Nunito"/>
+          <w:sz w:val="28"/>
+          <w:szCs w:val="28"/>
+        </w:rPr>
+        <w:t>("c is equal to or greater than 7");</w:t>
       </w:r>
     </w:p>
     <w:p>
@@ -1510,13 +1757,23 @@
         </w:rPr>
         <w:t xml:space="preserve">Answer: </w:t>
       </w:r>
-      <w:r>
-        <w:rPr>
-          <w:rFonts w:ascii="Nunito" w:hAnsi="Nunito"/>
-          <w:sz w:val="28"/>
-          <w:szCs w:val="28"/>
-        </w:rPr>
-        <w:t>System.out.print("Enter first integer: ");</w:t>
+      <w:proofErr w:type="spellStart"/>
+      <w:r>
+        <w:rPr>
+          <w:rFonts w:ascii="Nunito" w:hAnsi="Nunito"/>
+          <w:sz w:val="28"/>
+          <w:szCs w:val="28"/>
+        </w:rPr>
+        <w:t>System.out.print</w:t>
+      </w:r>
+      <w:proofErr w:type="spellEnd"/>
+      <w:r>
+        <w:rPr>
+          <w:rFonts w:ascii="Nunito" w:hAnsi="Nunito"/>
+          <w:sz w:val="28"/>
+          <w:szCs w:val="28"/>
+        </w:rPr>
+        <w:t>("Enter first integer: ");</w:t>
       </w:r>
     </w:p>
     <w:p>
@@ -1558,7 +1815,25 @@
           <w:sz w:val="28"/>
           <w:szCs w:val="28"/>
         </w:rPr>
-        <w:t>x = input.nextInt();</w:t>
+        <w:t xml:space="preserve">x = </w:t>
+      </w:r>
+      <w:proofErr w:type="spellStart"/>
+      <w:r>
+        <w:rPr>
+          <w:rFonts w:ascii="Nunito" w:hAnsi="Nunito"/>
+          <w:sz w:val="28"/>
+          <w:szCs w:val="28"/>
+        </w:rPr>
+        <w:t>input.nextInt</w:t>
+      </w:r>
+      <w:proofErr w:type="spellEnd"/>
+      <w:r>
+        <w:rPr>
+          <w:rFonts w:ascii="Nunito" w:hAnsi="Nunito"/>
+          <w:sz w:val="28"/>
+          <w:szCs w:val="28"/>
+        </w:rPr>
+        <w:t>();</w:t>
       </w:r>
     </w:p>
     <w:p>
@@ -1594,13 +1869,23 @@
         </w:rPr>
         <w:t xml:space="preserve">Answer: </w:t>
       </w:r>
-      <w:r>
-        <w:rPr>
-          <w:rFonts w:ascii="Nunito" w:hAnsi="Nunito"/>
-          <w:sz w:val="28"/>
-          <w:szCs w:val="28"/>
-        </w:rPr>
-        <w:t>System.out.print("Enter second integer: ");</w:t>
+      <w:proofErr w:type="spellStart"/>
+      <w:r>
+        <w:rPr>
+          <w:rFonts w:ascii="Nunito" w:hAnsi="Nunito"/>
+          <w:sz w:val="28"/>
+          <w:szCs w:val="28"/>
+        </w:rPr>
+        <w:t>System.out.print</w:t>
+      </w:r>
+      <w:proofErr w:type="spellEnd"/>
+      <w:r>
+        <w:rPr>
+          <w:rFonts w:ascii="Nunito" w:hAnsi="Nunito"/>
+          <w:sz w:val="28"/>
+          <w:szCs w:val="28"/>
+        </w:rPr>
+        <w:t>("Enter second integer: ");</w:t>
       </w:r>
     </w:p>
     <w:p>
@@ -1642,7 +1927,25 @@
           <w:sz w:val="28"/>
           <w:szCs w:val="28"/>
         </w:rPr>
-        <w:t>y = input.nextInt();</w:t>
+        <w:t xml:space="preserve">y = </w:t>
+      </w:r>
+      <w:proofErr w:type="spellStart"/>
+      <w:r>
+        <w:rPr>
+          <w:rFonts w:ascii="Nunito" w:hAnsi="Nunito"/>
+          <w:sz w:val="28"/>
+          <w:szCs w:val="28"/>
+        </w:rPr>
+        <w:t>input.nextInt</w:t>
+      </w:r>
+      <w:proofErr w:type="spellEnd"/>
+      <w:r>
+        <w:rPr>
+          <w:rFonts w:ascii="Nunito" w:hAnsi="Nunito"/>
+          <w:sz w:val="28"/>
+          <w:szCs w:val="28"/>
+        </w:rPr>
+        <w:t>();</w:t>
       </w:r>
     </w:p>
     <w:p>
@@ -1686,30 +1989,50 @@
         </w:rPr>
         <w:t xml:space="preserve"> </w:t>
       </w:r>
-      <w:r>
-        <w:rPr>
-          <w:rFonts w:ascii="Nunito" w:hAnsi="Nunito"/>
-          <w:sz w:val="28"/>
-          <w:szCs w:val="28"/>
-        </w:rPr>
-        <w:t>System.out.print("Enter third integer: ");</w:t>
-      </w:r>
-    </w:p>
-    <w:p>
-      <w:pPr>
-        <w:rPr>
-          <w:rFonts w:ascii="Nunito" w:hAnsi="Nunito"/>
-          <w:sz w:val="28"/>
-          <w:szCs w:val="28"/>
-        </w:rPr>
-      </w:pPr>
-      <w:r>
-        <w:rPr>
-          <w:rFonts w:ascii="Nunito" w:hAnsi="Nunito"/>
-          <w:sz w:val="28"/>
-          <w:szCs w:val="28"/>
-        </w:rPr>
-        <w:t>i) Read the third integer from the user and store it in the variable z.</w:t>
+      <w:proofErr w:type="spellStart"/>
+      <w:r>
+        <w:rPr>
+          <w:rFonts w:ascii="Nunito" w:hAnsi="Nunito"/>
+          <w:sz w:val="28"/>
+          <w:szCs w:val="28"/>
+        </w:rPr>
+        <w:t>System.out.print</w:t>
+      </w:r>
+      <w:proofErr w:type="spellEnd"/>
+      <w:r>
+        <w:rPr>
+          <w:rFonts w:ascii="Nunito" w:hAnsi="Nunito"/>
+          <w:sz w:val="28"/>
+          <w:szCs w:val="28"/>
+        </w:rPr>
+        <w:t>("Enter third integer: ");</w:t>
+      </w:r>
+    </w:p>
+    <w:p>
+      <w:pPr>
+        <w:rPr>
+          <w:rFonts w:ascii="Nunito" w:hAnsi="Nunito"/>
+          <w:sz w:val="28"/>
+          <w:szCs w:val="28"/>
+        </w:rPr>
+      </w:pPr>
+      <w:proofErr w:type="spellStart"/>
+      <w:r>
+        <w:rPr>
+          <w:rFonts w:ascii="Nunito" w:hAnsi="Nunito"/>
+          <w:sz w:val="28"/>
+          <w:szCs w:val="28"/>
+        </w:rPr>
+        <w:t>i</w:t>
+      </w:r>
+      <w:proofErr w:type="spellEnd"/>
+      <w:r>
+        <w:rPr>
+          <w:rFonts w:ascii="Nunito" w:hAnsi="Nunito"/>
+          <w:sz w:val="28"/>
+          <w:szCs w:val="28"/>
+        </w:rPr>
+        <w:t>) Read the third integer from the user and store it in the variable z.</w:t>
       </w:r>
     </w:p>
     <w:p>
@@ -1742,7 +2065,25 @@
           <w:sz w:val="28"/>
           <w:szCs w:val="28"/>
         </w:rPr>
-        <w:t>z = input.nextInt();</w:t>
+        <w:t xml:space="preserve">z = </w:t>
+      </w:r>
+      <w:proofErr w:type="spellStart"/>
+      <w:r>
+        <w:rPr>
+          <w:rFonts w:ascii="Nunito" w:hAnsi="Nunito"/>
+          <w:sz w:val="28"/>
+          <w:szCs w:val="28"/>
+        </w:rPr>
+        <w:t>input.nextInt</w:t>
+      </w:r>
+      <w:proofErr w:type="spellEnd"/>
+      <w:r>
+        <w:rPr>
+          <w:rFonts w:ascii="Nunito" w:hAnsi="Nunito"/>
+          <w:sz w:val="28"/>
+          <w:szCs w:val="28"/>
+        </w:rPr>
+        <w:t>();</w:t>
       </w:r>
     </w:p>
     <w:p>
@@ -1809,7 +2150,25 @@
           <w:sz w:val="28"/>
           <w:szCs w:val="28"/>
         </w:rPr>
-        <w:t>k) Use System.out.printf to display the message "Product is" followed by the value of the variable result.</w:t>
+        <w:t xml:space="preserve">k) Use </w:t>
+      </w:r>
+      <w:proofErr w:type="spellStart"/>
+      <w:r>
+        <w:rPr>
+          <w:rFonts w:ascii="Nunito" w:hAnsi="Nunito"/>
+          <w:sz w:val="28"/>
+          <w:szCs w:val="28"/>
+        </w:rPr>
+        <w:t>System.out.printf</w:t>
+      </w:r>
+      <w:proofErr w:type="spellEnd"/>
+      <w:r>
+        <w:rPr>
+          <w:rFonts w:ascii="Nunito" w:hAnsi="Nunito"/>
+          <w:sz w:val="28"/>
+          <w:szCs w:val="28"/>
+        </w:rPr>
+        <w:t xml:space="preserve"> to display the message "Product is" followed by the value of the variable result.</w:t>
       </w:r>
     </w:p>
     <w:p>
@@ -1836,13 +2195,41 @@
         </w:rPr>
         <w:t xml:space="preserve"> </w:t>
       </w:r>
-      <w:r>
-        <w:rPr>
-          <w:rFonts w:ascii="Nunito" w:hAnsi="Nunito"/>
-          <w:sz w:val="28"/>
-          <w:szCs w:val="28"/>
-        </w:rPr>
-        <w:t>System.out.printf("Product is %d%n", result);</w:t>
+      <w:proofErr w:type="spellStart"/>
+      <w:r>
+        <w:rPr>
+          <w:rFonts w:ascii="Nunito" w:hAnsi="Nunito"/>
+          <w:sz w:val="28"/>
+          <w:szCs w:val="28"/>
+        </w:rPr>
+        <w:t>System.out.printf</w:t>
+      </w:r>
+      <w:proofErr w:type="spellEnd"/>
+      <w:r>
+        <w:rPr>
+          <w:rFonts w:ascii="Nunito" w:hAnsi="Nunito"/>
+          <w:sz w:val="28"/>
+          <w:szCs w:val="28"/>
+        </w:rPr>
+        <w:t>("Product is %</w:t>
+      </w:r>
+      <w:proofErr w:type="spellStart"/>
+      <w:r>
+        <w:rPr>
+          <w:rFonts w:ascii="Nunito" w:hAnsi="Nunito"/>
+          <w:sz w:val="28"/>
+          <w:szCs w:val="28"/>
+        </w:rPr>
+        <w:t>d%n</w:t>
+      </w:r>
+      <w:proofErr w:type="spellEnd"/>
+      <w:r>
+        <w:rPr>
+          <w:rFonts w:ascii="Nunito" w:hAnsi="Nunito"/>
+          <w:sz w:val="28"/>
+          <w:szCs w:val="28"/>
+        </w:rPr>
+        <w:t>", result);</w:t>
       </w:r>
     </w:p>
     <w:p>
@@ -1914,6 +2301,640 @@
       <w:pPr>
         <w:rPr>
           <w:rFonts w:ascii="Nunito" w:hAnsi="Nunito"/>
+          <w:b/>
+          <w:bCs/>
+          <w:sz w:val="28"/>
+          <w:szCs w:val="28"/>
+        </w:rPr>
+      </w:pPr>
+      <w:r>
+        <w:rPr>
+          <w:rFonts w:ascii="Nunito" w:hAnsi="Nunito"/>
+          <w:b/>
+          <w:bCs/>
+          <w:sz w:val="28"/>
+          <w:szCs w:val="28"/>
+        </w:rPr>
+        <w:t>Answer:</w:t>
+      </w:r>
+    </w:p>
+    <w:p>
+      <w:pPr>
+        <w:rPr>
+          <w:rFonts w:ascii="Nunito" w:hAnsi="Nunito"/>
+          <w:b/>
+          <w:bCs/>
+          <w:sz w:val="28"/>
+          <w:szCs w:val="28"/>
+        </w:rPr>
+      </w:pPr>
+      <w:r>
+        <w:rPr>
+          <w:rFonts w:ascii="Nunito" w:hAnsi="Nunito"/>
+          <w:b/>
+          <w:bCs/>
+          <w:sz w:val="28"/>
+          <w:szCs w:val="28"/>
+        </w:rPr>
+        <w:t xml:space="preserve">import </w:t>
+      </w:r>
+      <w:proofErr w:type="spellStart"/>
+      <w:r>
+        <w:rPr>
+          <w:rFonts w:ascii="Nunito" w:hAnsi="Nunito"/>
+          <w:b/>
+          <w:bCs/>
+          <w:sz w:val="28"/>
+          <w:szCs w:val="28"/>
+        </w:rPr>
+        <w:t>java.util.Scanner</w:t>
+      </w:r>
+      <w:proofErr w:type="spellEnd"/>
+      <w:r>
+        <w:rPr>
+          <w:rFonts w:ascii="Nunito" w:hAnsi="Nunito"/>
+          <w:b/>
+          <w:bCs/>
+          <w:sz w:val="28"/>
+          <w:szCs w:val="28"/>
+        </w:rPr>
+        <w:t>;</w:t>
+      </w:r>
+    </w:p>
+    <w:p>
+      <w:pPr>
+        <w:rPr>
+          <w:rFonts w:ascii="Nunito" w:hAnsi="Nunito"/>
+          <w:b/>
+          <w:bCs/>
+          <w:sz w:val="28"/>
+          <w:szCs w:val="28"/>
+        </w:rPr>
+      </w:pPr>
+    </w:p>
+    <w:p>
+      <w:pPr>
+        <w:rPr>
+          <w:rFonts w:ascii="Nunito" w:hAnsi="Nunito"/>
+          <w:b/>
+          <w:bCs/>
+          <w:sz w:val="28"/>
+          <w:szCs w:val="28"/>
+        </w:rPr>
+      </w:pPr>
+      <w:r>
+        <w:rPr>
+          <w:rFonts w:ascii="Nunito" w:hAnsi="Nunito"/>
+          <w:b/>
+          <w:bCs/>
+          <w:sz w:val="28"/>
+          <w:szCs w:val="28"/>
+        </w:rPr>
+        <w:t>public class Product {</w:t>
+      </w:r>
+    </w:p>
+    <w:p>
+      <w:pPr>
+        <w:rPr>
+          <w:rFonts w:ascii="Nunito" w:hAnsi="Nunito"/>
+          <w:b/>
+          <w:bCs/>
+          <w:sz w:val="28"/>
+          <w:szCs w:val="28"/>
+        </w:rPr>
+      </w:pPr>
+      <w:r>
+        <w:rPr>
+          <w:rFonts w:ascii="Nunito" w:hAnsi="Nunito"/>
+          <w:b/>
+          <w:bCs/>
+          <w:sz w:val="28"/>
+          <w:szCs w:val="28"/>
+        </w:rPr>
+        <w:t xml:space="preserve">    public static void main(String[] </w:t>
+      </w:r>
+      <w:proofErr w:type="spellStart"/>
+      <w:r>
+        <w:rPr>
+          <w:rFonts w:ascii="Nunito" w:hAnsi="Nunito"/>
+          <w:b/>
+          <w:bCs/>
+          <w:sz w:val="28"/>
+          <w:szCs w:val="28"/>
+        </w:rPr>
+        <w:t>args</w:t>
+      </w:r>
+      <w:proofErr w:type="spellEnd"/>
+      <w:r>
+        <w:rPr>
+          <w:rFonts w:ascii="Nunito" w:hAnsi="Nunito"/>
+          <w:b/>
+          <w:bCs/>
+          <w:sz w:val="28"/>
+          <w:szCs w:val="28"/>
+        </w:rPr>
+        <w:t>) {</w:t>
+      </w:r>
+    </w:p>
+    <w:p>
+      <w:pPr>
+        <w:rPr>
+          <w:rFonts w:ascii="Nunito" w:hAnsi="Nunito"/>
+          <w:b/>
+          <w:bCs/>
+          <w:sz w:val="28"/>
+          <w:szCs w:val="28"/>
+        </w:rPr>
+      </w:pPr>
+      <w:r>
+        <w:rPr>
+          <w:rFonts w:ascii="Nunito" w:hAnsi="Nunito"/>
+          <w:b/>
+          <w:bCs/>
+          <w:sz w:val="28"/>
+          <w:szCs w:val="28"/>
+        </w:rPr>
+        <w:t xml:space="preserve">        Scanner input = new Scanner(System.in);</w:t>
+      </w:r>
+    </w:p>
+    <w:p>
+      <w:pPr>
+        <w:rPr>
+          <w:rFonts w:ascii="Nunito" w:hAnsi="Nunito"/>
+          <w:b/>
+          <w:bCs/>
+          <w:sz w:val="28"/>
+          <w:szCs w:val="28"/>
+        </w:rPr>
+      </w:pPr>
+    </w:p>
+    <w:p>
+      <w:pPr>
+        <w:rPr>
+          <w:rFonts w:ascii="Nunito" w:hAnsi="Nunito"/>
+          <w:b/>
+          <w:bCs/>
+          <w:sz w:val="28"/>
+          <w:szCs w:val="28"/>
+        </w:rPr>
+      </w:pPr>
+      <w:r>
+        <w:rPr>
+          <w:rFonts w:ascii="Nunito" w:hAnsi="Nunito"/>
+          <w:b/>
+          <w:bCs/>
+          <w:sz w:val="28"/>
+          <w:szCs w:val="28"/>
+        </w:rPr>
+        <w:t xml:space="preserve">        int x, y, z, result;</w:t>
+      </w:r>
+    </w:p>
+    <w:p>
+      <w:pPr>
+        <w:rPr>
+          <w:rFonts w:ascii="Nunito" w:hAnsi="Nunito"/>
+          <w:b/>
+          <w:bCs/>
+          <w:sz w:val="28"/>
+          <w:szCs w:val="28"/>
+        </w:rPr>
+      </w:pPr>
+    </w:p>
+    <w:p>
+      <w:pPr>
+        <w:rPr>
+          <w:rFonts w:ascii="Nunito" w:hAnsi="Nunito"/>
+          <w:b/>
+          <w:bCs/>
+          <w:sz w:val="28"/>
+          <w:szCs w:val="28"/>
+        </w:rPr>
+      </w:pPr>
+      <w:r>
+        <w:rPr>
+          <w:rFonts w:ascii="Nunito" w:hAnsi="Nunito"/>
+          <w:b/>
+          <w:bCs/>
+          <w:sz w:val="28"/>
+          <w:szCs w:val="28"/>
+        </w:rPr>
+        <w:t xml:space="preserve">        </w:t>
+      </w:r>
+      <w:proofErr w:type="spellStart"/>
+      <w:r>
+        <w:rPr>
+          <w:rFonts w:ascii="Nunito" w:hAnsi="Nunito"/>
+          <w:b/>
+          <w:bCs/>
+          <w:sz w:val="28"/>
+          <w:szCs w:val="28"/>
+        </w:rPr>
+        <w:t>System.out.print</w:t>
+      </w:r>
+      <w:proofErr w:type="spellEnd"/>
+      <w:r>
+        <w:rPr>
+          <w:rFonts w:ascii="Nunito" w:hAnsi="Nunito"/>
+          <w:b/>
+          <w:bCs/>
+          <w:sz w:val="28"/>
+          <w:szCs w:val="28"/>
+        </w:rPr>
+        <w:t>("Enter first integer: ");</w:t>
+      </w:r>
+    </w:p>
+    <w:p>
+      <w:pPr>
+        <w:rPr>
+          <w:rFonts w:ascii="Nunito" w:hAnsi="Nunito"/>
+          <w:b/>
+          <w:bCs/>
+          <w:sz w:val="28"/>
+          <w:szCs w:val="28"/>
+        </w:rPr>
+      </w:pPr>
+      <w:r>
+        <w:rPr>
+          <w:rFonts w:ascii="Nunito" w:hAnsi="Nunito"/>
+          <w:b/>
+          <w:bCs/>
+          <w:sz w:val="28"/>
+          <w:szCs w:val="28"/>
+        </w:rPr>
+        <w:t xml:space="preserve">        x = </w:t>
+      </w:r>
+      <w:proofErr w:type="spellStart"/>
+      <w:r>
+        <w:rPr>
+          <w:rFonts w:ascii="Nunito" w:hAnsi="Nunito"/>
+          <w:b/>
+          <w:bCs/>
+          <w:sz w:val="28"/>
+          <w:szCs w:val="28"/>
+        </w:rPr>
+        <w:t>input.nextInt</w:t>
+      </w:r>
+      <w:proofErr w:type="spellEnd"/>
+      <w:r>
+        <w:rPr>
+          <w:rFonts w:ascii="Nunito" w:hAnsi="Nunito"/>
+          <w:b/>
+          <w:bCs/>
+          <w:sz w:val="28"/>
+          <w:szCs w:val="28"/>
+        </w:rPr>
+        <w:t>();</w:t>
+      </w:r>
+    </w:p>
+    <w:p>
+      <w:pPr>
+        <w:rPr>
+          <w:rFonts w:ascii="Nunito" w:hAnsi="Nunito"/>
+          <w:b/>
+          <w:bCs/>
+          <w:sz w:val="28"/>
+          <w:szCs w:val="28"/>
+        </w:rPr>
+      </w:pPr>
+    </w:p>
+    <w:p>
+      <w:pPr>
+        <w:rPr>
+          <w:rFonts w:ascii="Nunito" w:hAnsi="Nunito"/>
+          <w:b/>
+          <w:bCs/>
+          <w:sz w:val="28"/>
+          <w:szCs w:val="28"/>
+        </w:rPr>
+      </w:pPr>
+      <w:r>
+        <w:rPr>
+          <w:rFonts w:ascii="Nunito" w:hAnsi="Nunito"/>
+          <w:b/>
+          <w:bCs/>
+          <w:sz w:val="28"/>
+          <w:szCs w:val="28"/>
+        </w:rPr>
+        <w:t xml:space="preserve">        </w:t>
+      </w:r>
+      <w:proofErr w:type="spellStart"/>
+      <w:r>
+        <w:rPr>
+          <w:rFonts w:ascii="Nunito" w:hAnsi="Nunito"/>
+          <w:b/>
+          <w:bCs/>
+          <w:sz w:val="28"/>
+          <w:szCs w:val="28"/>
+        </w:rPr>
+        <w:t>System.out.print</w:t>
+      </w:r>
+      <w:proofErr w:type="spellEnd"/>
+      <w:r>
+        <w:rPr>
+          <w:rFonts w:ascii="Nunito" w:hAnsi="Nunito"/>
+          <w:b/>
+          <w:bCs/>
+          <w:sz w:val="28"/>
+          <w:szCs w:val="28"/>
+        </w:rPr>
+        <w:t>("Enter second integer: ");</w:t>
+      </w:r>
+    </w:p>
+    <w:p>
+      <w:pPr>
+        <w:rPr>
+          <w:rFonts w:ascii="Nunito" w:hAnsi="Nunito"/>
+          <w:b/>
+          <w:bCs/>
+          <w:sz w:val="28"/>
+          <w:szCs w:val="28"/>
+        </w:rPr>
+      </w:pPr>
+      <w:r>
+        <w:rPr>
+          <w:rFonts w:ascii="Nunito" w:hAnsi="Nunito"/>
+          <w:b/>
+          <w:bCs/>
+          <w:sz w:val="28"/>
+          <w:szCs w:val="28"/>
+        </w:rPr>
+        <w:t xml:space="preserve">        y = </w:t>
+      </w:r>
+      <w:proofErr w:type="spellStart"/>
+      <w:r>
+        <w:rPr>
+          <w:rFonts w:ascii="Nunito" w:hAnsi="Nunito"/>
+          <w:b/>
+          <w:bCs/>
+          <w:sz w:val="28"/>
+          <w:szCs w:val="28"/>
+        </w:rPr>
+        <w:t>input.nextInt</w:t>
+      </w:r>
+      <w:proofErr w:type="spellEnd"/>
+      <w:r>
+        <w:rPr>
+          <w:rFonts w:ascii="Nunito" w:hAnsi="Nunito"/>
+          <w:b/>
+          <w:bCs/>
+          <w:sz w:val="28"/>
+          <w:szCs w:val="28"/>
+        </w:rPr>
+        <w:t>();</w:t>
+      </w:r>
+    </w:p>
+    <w:p>
+      <w:pPr>
+        <w:rPr>
+          <w:rFonts w:ascii="Nunito" w:hAnsi="Nunito"/>
+          <w:b/>
+          <w:bCs/>
+          <w:sz w:val="28"/>
+          <w:szCs w:val="28"/>
+        </w:rPr>
+      </w:pPr>
+    </w:p>
+    <w:p>
+      <w:pPr>
+        <w:rPr>
+          <w:rFonts w:ascii="Nunito" w:hAnsi="Nunito"/>
+          <w:b/>
+          <w:bCs/>
+          <w:sz w:val="28"/>
+          <w:szCs w:val="28"/>
+        </w:rPr>
+      </w:pPr>
+      <w:r>
+        <w:rPr>
+          <w:rFonts w:ascii="Nunito" w:hAnsi="Nunito"/>
+          <w:b/>
+          <w:bCs/>
+          <w:sz w:val="28"/>
+          <w:szCs w:val="28"/>
+        </w:rPr>
+        <w:t xml:space="preserve">        </w:t>
+      </w:r>
+      <w:proofErr w:type="spellStart"/>
+      <w:r>
+        <w:rPr>
+          <w:rFonts w:ascii="Nunito" w:hAnsi="Nunito"/>
+          <w:b/>
+          <w:bCs/>
+          <w:sz w:val="28"/>
+          <w:szCs w:val="28"/>
+        </w:rPr>
+        <w:t>System.out.print</w:t>
+      </w:r>
+      <w:proofErr w:type="spellEnd"/>
+      <w:r>
+        <w:rPr>
+          <w:rFonts w:ascii="Nunito" w:hAnsi="Nunito"/>
+          <w:b/>
+          <w:bCs/>
+          <w:sz w:val="28"/>
+          <w:szCs w:val="28"/>
+        </w:rPr>
+        <w:t>("Enter third integer: ");</w:t>
+      </w:r>
+    </w:p>
+    <w:p>
+      <w:pPr>
+        <w:rPr>
+          <w:rFonts w:ascii="Nunito" w:hAnsi="Nunito"/>
+          <w:b/>
+          <w:bCs/>
+          <w:sz w:val="28"/>
+          <w:szCs w:val="28"/>
+        </w:rPr>
+      </w:pPr>
+      <w:r>
+        <w:rPr>
+          <w:rFonts w:ascii="Nunito" w:hAnsi="Nunito"/>
+          <w:b/>
+          <w:bCs/>
+          <w:sz w:val="28"/>
+          <w:szCs w:val="28"/>
+        </w:rPr>
+        <w:t xml:space="preserve">        z = </w:t>
+      </w:r>
+      <w:proofErr w:type="spellStart"/>
+      <w:r>
+        <w:rPr>
+          <w:rFonts w:ascii="Nunito" w:hAnsi="Nunito"/>
+          <w:b/>
+          <w:bCs/>
+          <w:sz w:val="28"/>
+          <w:szCs w:val="28"/>
+        </w:rPr>
+        <w:t>input.nextInt</w:t>
+      </w:r>
+      <w:proofErr w:type="spellEnd"/>
+      <w:r>
+        <w:rPr>
+          <w:rFonts w:ascii="Nunito" w:hAnsi="Nunito"/>
+          <w:b/>
+          <w:bCs/>
+          <w:sz w:val="28"/>
+          <w:szCs w:val="28"/>
+        </w:rPr>
+        <w:t>();</w:t>
+      </w:r>
+    </w:p>
+    <w:p>
+      <w:pPr>
+        <w:rPr>
+          <w:rFonts w:ascii="Nunito" w:hAnsi="Nunito"/>
+          <w:b/>
+          <w:bCs/>
+          <w:sz w:val="28"/>
+          <w:szCs w:val="28"/>
+        </w:rPr>
+      </w:pPr>
+    </w:p>
+    <w:p>
+      <w:pPr>
+        <w:rPr>
+          <w:rFonts w:ascii="Nunito" w:hAnsi="Nunito"/>
+          <w:b/>
+          <w:bCs/>
+          <w:sz w:val="28"/>
+          <w:szCs w:val="28"/>
+        </w:rPr>
+      </w:pPr>
+      <w:r>
+        <w:rPr>
+          <w:rFonts w:ascii="Nunito" w:hAnsi="Nunito"/>
+          <w:b/>
+          <w:bCs/>
+          <w:sz w:val="28"/>
+          <w:szCs w:val="28"/>
+        </w:rPr>
+        <w:t xml:space="preserve">        result = x * y * z;</w:t>
+      </w:r>
+    </w:p>
+    <w:p>
+      <w:pPr>
+        <w:rPr>
+          <w:rFonts w:ascii="Nunito" w:hAnsi="Nunito"/>
+          <w:b/>
+          <w:bCs/>
+          <w:sz w:val="28"/>
+          <w:szCs w:val="28"/>
+        </w:rPr>
+      </w:pPr>
+    </w:p>
+    <w:p>
+      <w:pPr>
+        <w:rPr>
+          <w:rFonts w:ascii="Nunito" w:hAnsi="Nunito"/>
+          <w:b/>
+          <w:bCs/>
+          <w:sz w:val="28"/>
+          <w:szCs w:val="28"/>
+        </w:rPr>
+      </w:pPr>
+      <w:r>
+        <w:rPr>
+          <w:rFonts w:ascii="Nunito" w:hAnsi="Nunito"/>
+          <w:b/>
+          <w:bCs/>
+          <w:sz w:val="28"/>
+          <w:szCs w:val="28"/>
+        </w:rPr>
+        <w:t xml:space="preserve">        </w:t>
+      </w:r>
+      <w:proofErr w:type="spellStart"/>
+      <w:r>
+        <w:rPr>
+          <w:rFonts w:ascii="Nunito" w:hAnsi="Nunito"/>
+          <w:b/>
+          <w:bCs/>
+          <w:sz w:val="28"/>
+          <w:szCs w:val="28"/>
+        </w:rPr>
+        <w:t>System.out.printf</w:t>
+      </w:r>
+      <w:proofErr w:type="spellEnd"/>
+      <w:r>
+        <w:rPr>
+          <w:rFonts w:ascii="Nunito" w:hAnsi="Nunito"/>
+          <w:b/>
+          <w:bCs/>
+          <w:sz w:val="28"/>
+          <w:szCs w:val="28"/>
+        </w:rPr>
+        <w:t>("Product is %</w:t>
+      </w:r>
+      <w:proofErr w:type="spellStart"/>
+      <w:r>
+        <w:rPr>
+          <w:rFonts w:ascii="Nunito" w:hAnsi="Nunito"/>
+          <w:b/>
+          <w:bCs/>
+          <w:sz w:val="28"/>
+          <w:szCs w:val="28"/>
+        </w:rPr>
+        <w:t>d%n</w:t>
+      </w:r>
+      <w:proofErr w:type="spellEnd"/>
+      <w:r>
+        <w:rPr>
+          <w:rFonts w:ascii="Nunito" w:hAnsi="Nunito"/>
+          <w:b/>
+          <w:bCs/>
+          <w:sz w:val="28"/>
+          <w:szCs w:val="28"/>
+        </w:rPr>
+        <w:t>", result);</w:t>
+      </w:r>
+    </w:p>
+    <w:p>
+      <w:pPr>
+        <w:rPr>
+          <w:rFonts w:ascii="Nunito" w:hAnsi="Nunito"/>
+          <w:b/>
+          <w:bCs/>
+          <w:sz w:val="28"/>
+          <w:szCs w:val="28"/>
+        </w:rPr>
+      </w:pPr>
+      <w:r>
+        <w:rPr>
+          <w:rFonts w:ascii="Nunito" w:hAnsi="Nunito"/>
+          <w:b/>
+          <w:bCs/>
+          <w:sz w:val="28"/>
+          <w:szCs w:val="28"/>
+        </w:rPr>
+        <w:lastRenderedPageBreak/>
+        <w:t xml:space="preserve">    }</w:t>
+      </w:r>
+    </w:p>
+    <w:p>
+      <w:pPr>
+        <w:rPr>
+          <w:rFonts w:ascii="Nunito" w:hAnsi="Nunito"/>
+          <w:b/>
+          <w:bCs/>
+          <w:sz w:val="28"/>
+          <w:szCs w:val="28"/>
+        </w:rPr>
+      </w:pPr>
+      <w:r>
+        <w:rPr>
+          <w:rFonts w:ascii="Nunito" w:hAnsi="Nunito"/>
+          <w:b/>
+          <w:bCs/>
+          <w:sz w:val="28"/>
+          <w:szCs w:val="28"/>
+        </w:rPr>
+        <w:t>}</w:t>
+      </w:r>
+    </w:p>
+    <w:p>
+      <w:pPr>
+        <w:rPr>
+          <w:rFonts w:ascii="Nunito" w:hAnsi="Nunito"/>
           <w:sz w:val="28"/>
           <w:szCs w:val="28"/>
         </w:rPr>
@@ -2317,13 +3338,23 @@
         </w:rPr>
         <w:t xml:space="preserve">Answer: </w:t>
       </w:r>
-      <w:r>
-        <w:rPr>
-          <w:rFonts w:ascii="Nunito" w:hAnsi="Nunito"/>
-          <w:sz w:val="28"/>
-          <w:szCs w:val="28"/>
-        </w:rPr>
-        <w:t>System.out.print("Enter an integer: ");</w:t>
+      <w:proofErr w:type="spellStart"/>
+      <w:r>
+        <w:rPr>
+          <w:rFonts w:ascii="Nunito" w:hAnsi="Nunito"/>
+          <w:sz w:val="28"/>
+          <w:szCs w:val="28"/>
+        </w:rPr>
+        <w:t>System.out.print</w:t>
+      </w:r>
+      <w:proofErr w:type="spellEnd"/>
+      <w:r>
+        <w:rPr>
+          <w:rFonts w:ascii="Nunito" w:hAnsi="Nunito"/>
+          <w:sz w:val="28"/>
+          <w:szCs w:val="28"/>
+        </w:rPr>
+        <w:t>("Enter an integer: ");</w:t>
       </w:r>
     </w:p>
     <w:p>
@@ -2472,7 +3503,61 @@
           <w:sz w:val="28"/>
           <w:szCs w:val="28"/>
         </w:rPr>
-        <w:t xml:space="preserve">b) The following are all valid variable names: _under_bar_, m928134, t5, j7, her_sales$, his_$account_total, a, b$, c, z and z2. </w:t>
+        <w:t>b) The following are all valid variable names: _</w:t>
+      </w:r>
+      <w:proofErr w:type="spellStart"/>
+      <w:r>
+        <w:rPr>
+          <w:rFonts w:ascii="Nunito" w:hAnsi="Nunito"/>
+          <w:sz w:val="28"/>
+          <w:szCs w:val="28"/>
+        </w:rPr>
+        <w:t>under_bar</w:t>
+      </w:r>
+      <w:proofErr w:type="spellEnd"/>
+      <w:r>
+        <w:rPr>
+          <w:rFonts w:ascii="Nunito" w:hAnsi="Nunito"/>
+          <w:sz w:val="28"/>
+          <w:szCs w:val="28"/>
+        </w:rPr>
+        <w:t xml:space="preserve">_, m928134, t5, j7, </w:t>
+      </w:r>
+      <w:proofErr w:type="spellStart"/>
+      <w:r>
+        <w:rPr>
+          <w:rFonts w:ascii="Nunito" w:hAnsi="Nunito"/>
+          <w:sz w:val="28"/>
+          <w:szCs w:val="28"/>
+        </w:rPr>
+        <w:t>her_sales</w:t>
+      </w:r>
+      <w:proofErr w:type="spellEnd"/>
+      <w:r>
+        <w:rPr>
+          <w:rFonts w:ascii="Nunito" w:hAnsi="Nunito"/>
+          <w:sz w:val="28"/>
+          <w:szCs w:val="28"/>
+        </w:rPr>
+        <w:t>$, his_$</w:t>
+      </w:r>
+      <w:proofErr w:type="spellStart"/>
+      <w:r>
+        <w:rPr>
+          <w:rFonts w:ascii="Nunito" w:hAnsi="Nunito"/>
+          <w:sz w:val="28"/>
+          <w:szCs w:val="28"/>
+        </w:rPr>
+        <w:t>account_total</w:t>
+      </w:r>
+      <w:proofErr w:type="spellEnd"/>
+      <w:r>
+        <w:rPr>
+          <w:rFonts w:ascii="Nunito" w:hAnsi="Nunito"/>
+          <w:sz w:val="28"/>
+          <w:szCs w:val="28"/>
+        </w:rPr>
+        <w:t xml:space="preserve">, a, b$, c, z and z2. </w:t>
       </w:r>
     </w:p>
     <w:p>
@@ -2595,7 +3680,43 @@
           <w:sz w:val="28"/>
           <w:szCs w:val="28"/>
         </w:rPr>
-        <w:t xml:space="preserve">a) System.out.printf("x = %d%n", x); </w:t>
+        <w:t xml:space="preserve">a) </w:t>
+      </w:r>
+      <w:proofErr w:type="spellStart"/>
+      <w:r>
+        <w:rPr>
+          <w:rFonts w:ascii="Nunito" w:hAnsi="Nunito"/>
+          <w:sz w:val="28"/>
+          <w:szCs w:val="28"/>
+        </w:rPr>
+        <w:t>System.out.printf</w:t>
+      </w:r>
+      <w:proofErr w:type="spellEnd"/>
+      <w:r>
+        <w:rPr>
+          <w:rFonts w:ascii="Nunito" w:hAnsi="Nunito"/>
+          <w:sz w:val="28"/>
+          <w:szCs w:val="28"/>
+        </w:rPr>
+        <w:t>("x = %</w:t>
+      </w:r>
+      <w:proofErr w:type="spellStart"/>
+      <w:r>
+        <w:rPr>
+          <w:rFonts w:ascii="Nunito" w:hAnsi="Nunito"/>
+          <w:sz w:val="28"/>
+          <w:szCs w:val="28"/>
+        </w:rPr>
+        <w:t>d%n</w:t>
+      </w:r>
+      <w:proofErr w:type="spellEnd"/>
+      <w:r>
+        <w:rPr>
+          <w:rFonts w:ascii="Nunito" w:hAnsi="Nunito"/>
+          <w:sz w:val="28"/>
+          <w:szCs w:val="28"/>
+        </w:rPr>
+        <w:t xml:space="preserve">", x); </w:t>
       </w:r>
     </w:p>
     <w:p>
@@ -2629,7 +3750,43 @@
           <w:sz w:val="28"/>
           <w:szCs w:val="28"/>
         </w:rPr>
-        <w:t xml:space="preserve">b) System.out.printf("Value of %d + %d is %d%n", x, x, (x + x)); </w:t>
+        <w:t xml:space="preserve">b) </w:t>
+      </w:r>
+      <w:proofErr w:type="spellStart"/>
+      <w:r>
+        <w:rPr>
+          <w:rFonts w:ascii="Nunito" w:hAnsi="Nunito"/>
+          <w:sz w:val="28"/>
+          <w:szCs w:val="28"/>
+        </w:rPr>
+        <w:t>System.out.printf</w:t>
+      </w:r>
+      <w:proofErr w:type="spellEnd"/>
+      <w:r>
+        <w:rPr>
+          <w:rFonts w:ascii="Nunito" w:hAnsi="Nunito"/>
+          <w:sz w:val="28"/>
+          <w:szCs w:val="28"/>
+        </w:rPr>
+        <w:t>("Value of %d + %d is %</w:t>
+      </w:r>
+      <w:proofErr w:type="spellStart"/>
+      <w:r>
+        <w:rPr>
+          <w:rFonts w:ascii="Nunito" w:hAnsi="Nunito"/>
+          <w:sz w:val="28"/>
+          <w:szCs w:val="28"/>
+        </w:rPr>
+        <w:t>d%n</w:t>
+      </w:r>
+      <w:proofErr w:type="spellEnd"/>
+      <w:r>
+        <w:rPr>
+          <w:rFonts w:ascii="Nunito" w:hAnsi="Nunito"/>
+          <w:sz w:val="28"/>
+          <w:szCs w:val="28"/>
+        </w:rPr>
+        <w:t xml:space="preserve">", x, x, (x + x)); </w:t>
       </w:r>
     </w:p>
     <w:p>
@@ -2663,7 +3820,61 @@
           <w:sz w:val="28"/>
           <w:szCs w:val="28"/>
         </w:rPr>
-        <w:t xml:space="preserve">c) System.out.printf("x ="); d) System.out.printf("%d = %d%n", (x + y), (y + x)); </w:t>
+        <w:t xml:space="preserve">c) </w:t>
+      </w:r>
+      <w:proofErr w:type="spellStart"/>
+      <w:r>
+        <w:rPr>
+          <w:rFonts w:ascii="Nunito" w:hAnsi="Nunito"/>
+          <w:sz w:val="28"/>
+          <w:szCs w:val="28"/>
+        </w:rPr>
+        <w:t>System.out.printf</w:t>
+      </w:r>
+      <w:proofErr w:type="spellEnd"/>
+      <w:r>
+        <w:rPr>
+          <w:rFonts w:ascii="Nunito" w:hAnsi="Nunito"/>
+          <w:sz w:val="28"/>
+          <w:szCs w:val="28"/>
+        </w:rPr>
+        <w:t xml:space="preserve">("x ="); d) </w:t>
+      </w:r>
+      <w:proofErr w:type="spellStart"/>
+      <w:r>
+        <w:rPr>
+          <w:rFonts w:ascii="Nunito" w:hAnsi="Nunito"/>
+          <w:sz w:val="28"/>
+          <w:szCs w:val="28"/>
+        </w:rPr>
+        <w:t>System.out.printf</w:t>
+      </w:r>
+      <w:proofErr w:type="spellEnd"/>
+      <w:r>
+        <w:rPr>
+          <w:rFonts w:ascii="Nunito" w:hAnsi="Nunito"/>
+          <w:sz w:val="28"/>
+          <w:szCs w:val="28"/>
+        </w:rPr>
+        <w:t>("%d = %</w:t>
+      </w:r>
+      <w:proofErr w:type="spellStart"/>
+      <w:r>
+        <w:rPr>
+          <w:rFonts w:ascii="Nunito" w:hAnsi="Nunito"/>
+          <w:sz w:val="28"/>
+          <w:szCs w:val="28"/>
+        </w:rPr>
+        <w:t>d%n</w:t>
+      </w:r>
+      <w:proofErr w:type="spellEnd"/>
+      <w:r>
+        <w:rPr>
+          <w:rFonts w:ascii="Nunito" w:hAnsi="Nunito"/>
+          <w:sz w:val="28"/>
+          <w:szCs w:val="28"/>
+        </w:rPr>
+        <w:t xml:space="preserve">", (x + y), (y + x)); </w:t>
       </w:r>
     </w:p>
     <w:p>
@@ -2714,7 +3925,25 @@
           <w:sz w:val="28"/>
           <w:szCs w:val="28"/>
         </w:rPr>
-        <w:t xml:space="preserve">a) p=i+j+k+ 7; </w:t>
+        <w:t>a) p=</w:t>
+      </w:r>
+      <w:proofErr w:type="spellStart"/>
+      <w:r>
+        <w:rPr>
+          <w:rFonts w:ascii="Nunito" w:hAnsi="Nunito"/>
+          <w:sz w:val="28"/>
+          <w:szCs w:val="28"/>
+        </w:rPr>
+        <w:t>i+j+k</w:t>
+      </w:r>
+      <w:proofErr w:type="spellEnd"/>
+      <w:r>
+        <w:rPr>
+          <w:rFonts w:ascii="Nunito" w:hAnsi="Nunito"/>
+          <w:sz w:val="28"/>
+          <w:szCs w:val="28"/>
+        </w:rPr>
+        <w:t xml:space="preserve">+ 7; </w:t>
       </w:r>
     </w:p>
     <w:p>
@@ -2749,7 +3978,25 @@
           <w:sz w:val="28"/>
           <w:szCs w:val="28"/>
         </w:rPr>
-        <w:t>b) System.out.println("variables whose values are modified");</w:t>
+        <w:t xml:space="preserve">b) </w:t>
+      </w:r>
+      <w:proofErr w:type="spellStart"/>
+      <w:r>
+        <w:rPr>
+          <w:rFonts w:ascii="Nunito" w:hAnsi="Nunito"/>
+          <w:sz w:val="28"/>
+          <w:szCs w:val="28"/>
+        </w:rPr>
+        <w:t>System.out.println</w:t>
+      </w:r>
+      <w:proofErr w:type="spellEnd"/>
+      <w:r>
+        <w:rPr>
+          <w:rFonts w:ascii="Nunito" w:hAnsi="Nunito"/>
+          <w:sz w:val="28"/>
+          <w:szCs w:val="28"/>
+        </w:rPr>
+        <w:t>("variables whose values are modified");</w:t>
       </w:r>
     </w:p>
     <w:p>
@@ -2783,7 +4030,25 @@
           <w:sz w:val="28"/>
           <w:szCs w:val="28"/>
         </w:rPr>
-        <w:t xml:space="preserve">c) System.out.println("a = 5"); </w:t>
+        <w:t xml:space="preserve">c) </w:t>
+      </w:r>
+      <w:proofErr w:type="spellStart"/>
+      <w:r>
+        <w:rPr>
+          <w:rFonts w:ascii="Nunito" w:hAnsi="Nunito"/>
+          <w:sz w:val="28"/>
+          <w:szCs w:val="28"/>
+        </w:rPr>
+        <w:t>System.out.println</w:t>
+      </w:r>
+      <w:proofErr w:type="spellEnd"/>
+      <w:r>
+        <w:rPr>
+          <w:rFonts w:ascii="Nunito" w:hAnsi="Nunito"/>
+          <w:sz w:val="28"/>
+          <w:szCs w:val="28"/>
+        </w:rPr>
+        <w:t xml:space="preserve">("a = 5"); </w:t>
       </w:r>
     </w:p>
     <w:p>
@@ -2817,7 +4082,25 @@
           <w:sz w:val="28"/>
           <w:szCs w:val="28"/>
         </w:rPr>
-        <w:t xml:space="preserve">d) value = input.nextInt(); </w:t>
+        <w:t xml:space="preserve">d) value = </w:t>
+      </w:r>
+      <w:proofErr w:type="spellStart"/>
+      <w:r>
+        <w:rPr>
+          <w:rFonts w:ascii="Nunito" w:hAnsi="Nunito"/>
+          <w:sz w:val="28"/>
+          <w:szCs w:val="28"/>
+        </w:rPr>
+        <w:t>input.nextInt</w:t>
+      </w:r>
+      <w:proofErr w:type="spellEnd"/>
+      <w:r>
+        <w:rPr>
+          <w:rFonts w:ascii="Nunito" w:hAnsi="Nunito"/>
+          <w:sz w:val="28"/>
+          <w:szCs w:val="28"/>
+        </w:rPr>
+        <w:t xml:space="preserve">(); </w:t>
       </w:r>
     </w:p>
     <w:p>
@@ -3519,41 +4802,95 @@
           <w:sz w:val="28"/>
           <w:szCs w:val="28"/>
         </w:rPr>
-        <w:t xml:space="preserve">a) Use one System.out.println statement. </w:t>
-      </w:r>
-    </w:p>
-    <w:p>
-      <w:pPr>
-        <w:rPr>
-          <w:rFonts w:ascii="Nunito" w:hAnsi="Nunito"/>
-          <w:sz w:val="28"/>
-          <w:szCs w:val="28"/>
-        </w:rPr>
-      </w:pPr>
-      <w:r>
-        <w:rPr>
-          <w:rFonts w:ascii="Nunito" w:hAnsi="Nunito"/>
-          <w:sz w:val="28"/>
-          <w:szCs w:val="28"/>
-        </w:rPr>
-        <w:t xml:space="preserve">b) Use four System.out.print statements. </w:t>
-      </w:r>
-    </w:p>
-    <w:p>
-      <w:pPr>
-        <w:rPr>
-          <w:rFonts w:ascii="Nunito" w:hAnsi="Nunito"/>
-          <w:sz w:val="28"/>
-          <w:szCs w:val="28"/>
-        </w:rPr>
-      </w:pPr>
-      <w:r>
-        <w:rPr>
-          <w:rFonts w:ascii="Nunito" w:hAnsi="Nunito"/>
-          <w:sz w:val="28"/>
-          <w:szCs w:val="28"/>
-        </w:rPr>
-        <w:t>c) Use one System.out.printf statement. www.EBooksWorld.ir 68 Chapter 2 Introduction to Java Applications; Input/Output and Operators</w:t>
+        <w:t xml:space="preserve">a) Use one </w:t>
+      </w:r>
+      <w:proofErr w:type="spellStart"/>
+      <w:r>
+        <w:rPr>
+          <w:rFonts w:ascii="Nunito" w:hAnsi="Nunito"/>
+          <w:sz w:val="28"/>
+          <w:szCs w:val="28"/>
+        </w:rPr>
+        <w:t>System.out.println</w:t>
+      </w:r>
+      <w:proofErr w:type="spellEnd"/>
+      <w:r>
+        <w:rPr>
+          <w:rFonts w:ascii="Nunito" w:hAnsi="Nunito"/>
+          <w:sz w:val="28"/>
+          <w:szCs w:val="28"/>
+        </w:rPr>
+        <w:t xml:space="preserve"> statement. </w:t>
+      </w:r>
+    </w:p>
+    <w:p>
+      <w:pPr>
+        <w:rPr>
+          <w:rFonts w:ascii="Nunito" w:hAnsi="Nunito"/>
+          <w:sz w:val="28"/>
+          <w:szCs w:val="28"/>
+        </w:rPr>
+      </w:pPr>
+      <w:r>
+        <w:rPr>
+          <w:rFonts w:ascii="Nunito" w:hAnsi="Nunito"/>
+          <w:sz w:val="28"/>
+          <w:szCs w:val="28"/>
+        </w:rPr>
+        <w:t xml:space="preserve">b) Use four </w:t>
+      </w:r>
+      <w:proofErr w:type="spellStart"/>
+      <w:r>
+        <w:rPr>
+          <w:rFonts w:ascii="Nunito" w:hAnsi="Nunito"/>
+          <w:sz w:val="28"/>
+          <w:szCs w:val="28"/>
+        </w:rPr>
+        <w:t>System.out.print</w:t>
+      </w:r>
+      <w:proofErr w:type="spellEnd"/>
+      <w:r>
+        <w:rPr>
+          <w:rFonts w:ascii="Nunito" w:hAnsi="Nunito"/>
+          <w:sz w:val="28"/>
+          <w:szCs w:val="28"/>
+        </w:rPr>
+        <w:t xml:space="preserve"> statements. </w:t>
+      </w:r>
+    </w:p>
+    <w:p>
+      <w:pPr>
+        <w:rPr>
+          <w:rFonts w:ascii="Nunito" w:hAnsi="Nunito"/>
+          <w:sz w:val="28"/>
+          <w:szCs w:val="28"/>
+        </w:rPr>
+      </w:pPr>
+      <w:r>
+        <w:rPr>
+          <w:rFonts w:ascii="Nunito" w:hAnsi="Nunito"/>
+          <w:sz w:val="28"/>
+          <w:szCs w:val="28"/>
+        </w:rPr>
+        <w:t xml:space="preserve">c) Use one </w:t>
+      </w:r>
+      <w:proofErr w:type="spellStart"/>
+      <w:r>
+        <w:rPr>
+          <w:rFonts w:ascii="Nunito" w:hAnsi="Nunito"/>
+          <w:sz w:val="28"/>
+          <w:szCs w:val="28"/>
+        </w:rPr>
+        <w:t>System.out.printf</w:t>
+      </w:r>
+      <w:proofErr w:type="spellEnd"/>
+      <w:r>
+        <w:rPr>
+          <w:rFonts w:ascii="Nunito" w:hAnsi="Nunito"/>
+          <w:sz w:val="28"/>
+          <w:szCs w:val="28"/>
+        </w:rPr>
+        <w:t xml:space="preserve"> statement. www.EBooksWorld.ir 68 Chapter 2 Introduction to Java Applications; Input/Output and Operators</w:t>
       </w:r>
     </w:p>
     <w:p>
@@ -3713,7 +5050,25 @@
           <w:sz w:val="28"/>
           <w:szCs w:val="28"/>
         </w:rPr>
-        <w:t xml:space="preserve">2.19 What does the following code print? System.out.printf("*%n**%n***%n****%n*****%n"); </w:t>
+        <w:t xml:space="preserve">2.19 What does the following code print? </w:t>
+      </w:r>
+      <w:proofErr w:type="spellStart"/>
+      <w:r>
+        <w:rPr>
+          <w:rFonts w:ascii="Nunito" w:hAnsi="Nunito"/>
+          <w:sz w:val="28"/>
+          <w:szCs w:val="28"/>
+        </w:rPr>
+        <w:t>System.out.printf</w:t>
+      </w:r>
+      <w:proofErr w:type="spellEnd"/>
+      <w:r>
+        <w:rPr>
+          <w:rFonts w:ascii="Nunito" w:hAnsi="Nunito"/>
+          <w:sz w:val="28"/>
+          <w:szCs w:val="28"/>
+        </w:rPr>
+        <w:t xml:space="preserve">("*%n**%n***%n****%n*****%n"); </w:t>
       </w:r>
     </w:p>
     <w:p>
@@ -3779,47 +5134,113 @@
           <w:szCs w:val="28"/>
         </w:rPr>
       </w:pPr>
-      <w:r>
-        <w:rPr>
-          <w:rFonts w:ascii="Nunito" w:hAnsi="Nunito"/>
-          <w:sz w:val="28"/>
-          <w:szCs w:val="28"/>
-        </w:rPr>
-        <w:t xml:space="preserve">System.out.println("*"); System.out.println("***"); System.out.println("*****"); </w:t>
-      </w:r>
-    </w:p>
-    <w:p>
-      <w:pPr>
-        <w:rPr>
-          <w:rFonts w:ascii="Nunito" w:hAnsi="Nunito"/>
-          <w:sz w:val="28"/>
-          <w:szCs w:val="28"/>
-        </w:rPr>
-      </w:pPr>
-      <w:r>
-        <w:rPr>
-          <w:rFonts w:ascii="Nunito" w:hAnsi="Nunito"/>
-          <w:sz w:val="28"/>
-          <w:szCs w:val="28"/>
-        </w:rPr>
-        <w:t xml:space="preserve">System.out.println("****"); </w:t>
-      </w:r>
-    </w:p>
-    <w:p>
-      <w:pPr>
-        <w:rPr>
-          <w:rFonts w:ascii="Nunito" w:hAnsi="Nunito"/>
-          <w:sz w:val="28"/>
-          <w:szCs w:val="28"/>
-        </w:rPr>
-      </w:pPr>
-      <w:r>
-        <w:rPr>
-          <w:rFonts w:ascii="Nunito" w:hAnsi="Nunito"/>
-          <w:sz w:val="28"/>
-          <w:szCs w:val="28"/>
-        </w:rPr>
-        <w:t>System.out.println("**");</w:t>
+      <w:proofErr w:type="spellStart"/>
+      <w:r>
+        <w:rPr>
+          <w:rFonts w:ascii="Nunito" w:hAnsi="Nunito"/>
+          <w:sz w:val="28"/>
+          <w:szCs w:val="28"/>
+        </w:rPr>
+        <w:t>System.out.println</w:t>
+      </w:r>
+      <w:proofErr w:type="spellEnd"/>
+      <w:r>
+        <w:rPr>
+          <w:rFonts w:ascii="Nunito" w:hAnsi="Nunito"/>
+          <w:sz w:val="28"/>
+          <w:szCs w:val="28"/>
+        </w:rPr>
+        <w:t xml:space="preserve">("*"); </w:t>
+      </w:r>
+      <w:proofErr w:type="spellStart"/>
+      <w:r>
+        <w:rPr>
+          <w:rFonts w:ascii="Nunito" w:hAnsi="Nunito"/>
+          <w:sz w:val="28"/>
+          <w:szCs w:val="28"/>
+        </w:rPr>
+        <w:t>System.out.println</w:t>
+      </w:r>
+      <w:proofErr w:type="spellEnd"/>
+      <w:r>
+        <w:rPr>
+          <w:rFonts w:ascii="Nunito" w:hAnsi="Nunito"/>
+          <w:sz w:val="28"/>
+          <w:szCs w:val="28"/>
+        </w:rPr>
+        <w:t xml:space="preserve">("***"); </w:t>
+      </w:r>
+      <w:proofErr w:type="spellStart"/>
+      <w:r>
+        <w:rPr>
+          <w:rFonts w:ascii="Nunito" w:hAnsi="Nunito"/>
+          <w:sz w:val="28"/>
+          <w:szCs w:val="28"/>
+        </w:rPr>
+        <w:t>System.out.println</w:t>
+      </w:r>
+      <w:proofErr w:type="spellEnd"/>
+      <w:r>
+        <w:rPr>
+          <w:rFonts w:ascii="Nunito" w:hAnsi="Nunito"/>
+          <w:sz w:val="28"/>
+          <w:szCs w:val="28"/>
+        </w:rPr>
+        <w:t xml:space="preserve">("*****"); </w:t>
+      </w:r>
+    </w:p>
+    <w:p>
+      <w:pPr>
+        <w:rPr>
+          <w:rFonts w:ascii="Nunito" w:hAnsi="Nunito"/>
+          <w:sz w:val="28"/>
+          <w:szCs w:val="28"/>
+        </w:rPr>
+      </w:pPr>
+      <w:proofErr w:type="spellStart"/>
+      <w:r>
+        <w:rPr>
+          <w:rFonts w:ascii="Nunito" w:hAnsi="Nunito"/>
+          <w:sz w:val="28"/>
+          <w:szCs w:val="28"/>
+        </w:rPr>
+        <w:t>System.out.println</w:t>
+      </w:r>
+      <w:proofErr w:type="spellEnd"/>
+      <w:r>
+        <w:rPr>
+          <w:rFonts w:ascii="Nunito" w:hAnsi="Nunito"/>
+          <w:sz w:val="28"/>
+          <w:szCs w:val="28"/>
+        </w:rPr>
+        <w:t xml:space="preserve">("****"); </w:t>
+      </w:r>
+    </w:p>
+    <w:p>
+      <w:pPr>
+        <w:rPr>
+          <w:rFonts w:ascii="Nunito" w:hAnsi="Nunito"/>
+          <w:sz w:val="28"/>
+          <w:szCs w:val="28"/>
+        </w:rPr>
+      </w:pPr>
+      <w:proofErr w:type="spellStart"/>
+      <w:r>
+        <w:rPr>
+          <w:rFonts w:ascii="Nunito" w:hAnsi="Nunito"/>
+          <w:sz w:val="28"/>
+          <w:szCs w:val="28"/>
+        </w:rPr>
+        <w:t>System.out.println</w:t>
+      </w:r>
+      <w:proofErr w:type="spellEnd"/>
+      <w:r>
+        <w:rPr>
+          <w:rFonts w:ascii="Nunito" w:hAnsi="Nunito"/>
+          <w:sz w:val="28"/>
+          <w:szCs w:val="28"/>
+        </w:rPr>
+        <w:t>("**");</w:t>
       </w:r>
     </w:p>
     <w:p>
@@ -3856,64 +5277,122 @@
           <w:szCs w:val="28"/>
         </w:rPr>
       </w:pPr>
-      <w:r>
-        <w:rPr>
-          <w:rFonts w:ascii="Nunito" w:hAnsi="Nunito"/>
-          <w:sz w:val="28"/>
-          <w:szCs w:val="28"/>
-        </w:rPr>
-        <w:t xml:space="preserve">System.out.print("*"); System.out.print("***"); </w:t>
-      </w:r>
-    </w:p>
-    <w:p>
-      <w:pPr>
-        <w:rPr>
-          <w:rFonts w:ascii="Nunito" w:hAnsi="Nunito"/>
-          <w:sz w:val="28"/>
-          <w:szCs w:val="28"/>
-        </w:rPr>
-      </w:pPr>
-      <w:r>
-        <w:rPr>
-          <w:rFonts w:ascii="Nunito" w:hAnsi="Nunito"/>
-          <w:sz w:val="28"/>
-          <w:szCs w:val="28"/>
-        </w:rPr>
-        <w:t xml:space="preserve">System.out.print("*****"); </w:t>
-      </w:r>
-    </w:p>
-    <w:p>
-      <w:pPr>
-        <w:rPr>
-          <w:rFonts w:ascii="Nunito" w:hAnsi="Nunito"/>
-          <w:sz w:val="28"/>
-          <w:szCs w:val="28"/>
-        </w:rPr>
-      </w:pPr>
-      <w:r>
-        <w:rPr>
-          <w:rFonts w:ascii="Nunito" w:hAnsi="Nunito"/>
-          <w:sz w:val="28"/>
-          <w:szCs w:val="28"/>
-        </w:rPr>
-        <w:t xml:space="preserve">System.out.print("****"); </w:t>
-      </w:r>
-    </w:p>
-    <w:p>
-      <w:pPr>
-        <w:rPr>
-          <w:rFonts w:ascii="Nunito" w:hAnsi="Nunito"/>
-          <w:sz w:val="28"/>
-          <w:szCs w:val="28"/>
-        </w:rPr>
-      </w:pPr>
-      <w:r>
-        <w:rPr>
-          <w:rFonts w:ascii="Nunito" w:hAnsi="Nunito"/>
-          <w:sz w:val="28"/>
-          <w:szCs w:val="28"/>
-        </w:rPr>
-        <w:t xml:space="preserve">System.out.println("**"); </w:t>
+      <w:proofErr w:type="spellStart"/>
+      <w:r>
+        <w:rPr>
+          <w:rFonts w:ascii="Nunito" w:hAnsi="Nunito"/>
+          <w:sz w:val="28"/>
+          <w:szCs w:val="28"/>
+        </w:rPr>
+        <w:t>System.out.print</w:t>
+      </w:r>
+      <w:proofErr w:type="spellEnd"/>
+      <w:r>
+        <w:rPr>
+          <w:rFonts w:ascii="Nunito" w:hAnsi="Nunito"/>
+          <w:sz w:val="28"/>
+          <w:szCs w:val="28"/>
+        </w:rPr>
+        <w:t xml:space="preserve">("*"); </w:t>
+      </w:r>
+      <w:proofErr w:type="spellStart"/>
+      <w:r>
+        <w:rPr>
+          <w:rFonts w:ascii="Nunito" w:hAnsi="Nunito"/>
+          <w:sz w:val="28"/>
+          <w:szCs w:val="28"/>
+        </w:rPr>
+        <w:t>System.out.print</w:t>
+      </w:r>
+      <w:proofErr w:type="spellEnd"/>
+      <w:r>
+        <w:rPr>
+          <w:rFonts w:ascii="Nunito" w:hAnsi="Nunito"/>
+          <w:sz w:val="28"/>
+          <w:szCs w:val="28"/>
+        </w:rPr>
+        <w:t xml:space="preserve">("***"); </w:t>
+      </w:r>
+    </w:p>
+    <w:p>
+      <w:pPr>
+        <w:rPr>
+          <w:rFonts w:ascii="Nunito" w:hAnsi="Nunito"/>
+          <w:sz w:val="28"/>
+          <w:szCs w:val="28"/>
+        </w:rPr>
+      </w:pPr>
+      <w:proofErr w:type="spellStart"/>
+      <w:r>
+        <w:rPr>
+          <w:rFonts w:ascii="Nunito" w:hAnsi="Nunito"/>
+          <w:sz w:val="28"/>
+          <w:szCs w:val="28"/>
+        </w:rPr>
+        <w:t>System.out.print</w:t>
+      </w:r>
+      <w:proofErr w:type="spellEnd"/>
+      <w:r>
+        <w:rPr>
+          <w:rFonts w:ascii="Nunito" w:hAnsi="Nunito"/>
+          <w:sz w:val="28"/>
+          <w:szCs w:val="28"/>
+        </w:rPr>
+        <w:t xml:space="preserve">("*****"); </w:t>
+      </w:r>
+    </w:p>
+    <w:p>
+      <w:pPr>
+        <w:rPr>
+          <w:rFonts w:ascii="Nunito" w:hAnsi="Nunito"/>
+          <w:sz w:val="28"/>
+          <w:szCs w:val="28"/>
+        </w:rPr>
+      </w:pPr>
+      <w:proofErr w:type="spellStart"/>
+      <w:r>
+        <w:rPr>
+          <w:rFonts w:ascii="Nunito" w:hAnsi="Nunito"/>
+          <w:sz w:val="28"/>
+          <w:szCs w:val="28"/>
+        </w:rPr>
+        <w:t>System.out.print</w:t>
+      </w:r>
+      <w:proofErr w:type="spellEnd"/>
+      <w:r>
+        <w:rPr>
+          <w:rFonts w:ascii="Nunito" w:hAnsi="Nunito"/>
+          <w:sz w:val="28"/>
+          <w:szCs w:val="28"/>
+        </w:rPr>
+        <w:t xml:space="preserve">("****"); </w:t>
+      </w:r>
+    </w:p>
+    <w:p>
+      <w:pPr>
+        <w:rPr>
+          <w:rFonts w:ascii="Nunito" w:hAnsi="Nunito"/>
+          <w:sz w:val="28"/>
+          <w:szCs w:val="28"/>
+        </w:rPr>
+      </w:pPr>
+      <w:proofErr w:type="spellStart"/>
+      <w:r>
+        <w:rPr>
+          <w:rFonts w:ascii="Nunito" w:hAnsi="Nunito"/>
+          <w:sz w:val="28"/>
+          <w:szCs w:val="28"/>
+        </w:rPr>
+        <w:t>System.out.println</w:t>
+      </w:r>
+      <w:proofErr w:type="spellEnd"/>
+      <w:r>
+        <w:rPr>
+          <w:rFonts w:ascii="Nunito" w:hAnsi="Nunito"/>
+          <w:sz w:val="28"/>
+          <w:szCs w:val="28"/>
+        </w:rPr>
+        <w:t xml:space="preserve">("**"); </w:t>
       </w:r>
     </w:p>
     <w:p>
@@ -3951,107 +5430,201 @@
           <w:szCs w:val="28"/>
         </w:rPr>
       </w:pPr>
-      <w:r>
-        <w:rPr>
-          <w:rFonts w:ascii="Nunito" w:hAnsi="Nunito"/>
-          <w:sz w:val="28"/>
-          <w:szCs w:val="28"/>
-        </w:rPr>
-        <w:t>System.out.print("*");</w:t>
-      </w:r>
-    </w:p>
-    <w:p>
-      <w:pPr>
-        <w:rPr>
-          <w:rFonts w:ascii="Nunito" w:hAnsi="Nunito"/>
-          <w:sz w:val="28"/>
-          <w:szCs w:val="28"/>
-        </w:rPr>
-      </w:pPr>
-      <w:r>
-        <w:rPr>
-          <w:rFonts w:ascii="Nunito" w:hAnsi="Nunito"/>
-          <w:sz w:val="28"/>
-          <w:szCs w:val="28"/>
-        </w:rPr>
-        <w:t xml:space="preserve"> System.out.println("***"); </w:t>
-      </w:r>
-    </w:p>
-    <w:p>
-      <w:pPr>
-        <w:rPr>
-          <w:rFonts w:ascii="Nunito" w:hAnsi="Nunito"/>
-          <w:sz w:val="28"/>
-          <w:szCs w:val="28"/>
-        </w:rPr>
-      </w:pPr>
-      <w:r>
-        <w:rPr>
-          <w:rFonts w:ascii="Nunito" w:hAnsi="Nunito"/>
-          <w:sz w:val="28"/>
-          <w:szCs w:val="28"/>
-        </w:rPr>
-        <w:t xml:space="preserve">System.out.println("*****"); </w:t>
-      </w:r>
-    </w:p>
-    <w:p>
-      <w:pPr>
-        <w:rPr>
-          <w:rFonts w:ascii="Nunito" w:hAnsi="Nunito"/>
-          <w:sz w:val="28"/>
-          <w:szCs w:val="28"/>
-        </w:rPr>
-      </w:pPr>
-      <w:r>
-        <w:rPr>
-          <w:rFonts w:ascii="Nunito" w:hAnsi="Nunito"/>
-          <w:sz w:val="28"/>
-          <w:szCs w:val="28"/>
-        </w:rPr>
-        <w:t xml:space="preserve">System.out.print("****"); </w:t>
-      </w:r>
-    </w:p>
-    <w:p>
-      <w:pPr>
-        <w:rPr>
-          <w:rFonts w:ascii="Nunito" w:hAnsi="Nunito"/>
-          <w:sz w:val="28"/>
-          <w:szCs w:val="28"/>
-        </w:rPr>
-      </w:pPr>
-      <w:r>
-        <w:rPr>
-          <w:rFonts w:ascii="Nunito" w:hAnsi="Nunito"/>
-          <w:sz w:val="28"/>
-          <w:szCs w:val="28"/>
-        </w:rPr>
-        <w:t xml:space="preserve">System.out.println("**"); </w:t>
-      </w:r>
-    </w:p>
-    <w:p>
-      <w:pPr>
-        <w:rPr>
-          <w:rFonts w:ascii="Nunito" w:hAnsi="Nunito"/>
-          <w:sz w:val="28"/>
-          <w:szCs w:val="28"/>
-        </w:rPr>
-      </w:pPr>
-    </w:p>
-    <w:p>
-      <w:pPr>
-        <w:rPr>
-          <w:rFonts w:ascii="Nunito" w:hAnsi="Nunito"/>
-          <w:sz w:val="28"/>
-          <w:szCs w:val="28"/>
-        </w:rPr>
-      </w:pPr>
-      <w:r>
-        <w:rPr>
-          <w:rFonts w:ascii="Nunito" w:hAnsi="Nunito"/>
-          <w:sz w:val="28"/>
-          <w:szCs w:val="28"/>
-        </w:rPr>
-        <w:t>2.23 What does the following code print? System.out.printf("%s%n%s%n%s%n", "*", "***", "*****");</w:t>
+      <w:proofErr w:type="spellStart"/>
+      <w:r>
+        <w:rPr>
+          <w:rFonts w:ascii="Nunito" w:hAnsi="Nunito"/>
+          <w:sz w:val="28"/>
+          <w:szCs w:val="28"/>
+        </w:rPr>
+        <w:t>System.out.print</w:t>
+      </w:r>
+      <w:proofErr w:type="spellEnd"/>
+      <w:r>
+        <w:rPr>
+          <w:rFonts w:ascii="Nunito" w:hAnsi="Nunito"/>
+          <w:sz w:val="28"/>
+          <w:szCs w:val="28"/>
+        </w:rPr>
+        <w:t>("*");</w:t>
+      </w:r>
+    </w:p>
+    <w:p>
+      <w:pPr>
+        <w:rPr>
+          <w:rFonts w:ascii="Nunito" w:hAnsi="Nunito"/>
+          <w:sz w:val="28"/>
+          <w:szCs w:val="28"/>
+        </w:rPr>
+      </w:pPr>
+      <w:r>
+        <w:rPr>
+          <w:rFonts w:ascii="Nunito" w:hAnsi="Nunito"/>
+          <w:sz w:val="28"/>
+          <w:szCs w:val="28"/>
+        </w:rPr>
+        <w:t xml:space="preserve"> </w:t>
+      </w:r>
+      <w:proofErr w:type="spellStart"/>
+      <w:r>
+        <w:rPr>
+          <w:rFonts w:ascii="Nunito" w:hAnsi="Nunito"/>
+          <w:sz w:val="28"/>
+          <w:szCs w:val="28"/>
+        </w:rPr>
+        <w:t>System.out.println</w:t>
+      </w:r>
+      <w:proofErr w:type="spellEnd"/>
+      <w:r>
+        <w:rPr>
+          <w:rFonts w:ascii="Nunito" w:hAnsi="Nunito"/>
+          <w:sz w:val="28"/>
+          <w:szCs w:val="28"/>
+        </w:rPr>
+        <w:t xml:space="preserve">("***"); </w:t>
+      </w:r>
+    </w:p>
+    <w:p>
+      <w:pPr>
+        <w:rPr>
+          <w:rFonts w:ascii="Nunito" w:hAnsi="Nunito"/>
+          <w:sz w:val="28"/>
+          <w:szCs w:val="28"/>
+        </w:rPr>
+      </w:pPr>
+      <w:proofErr w:type="spellStart"/>
+      <w:r>
+        <w:rPr>
+          <w:rFonts w:ascii="Nunito" w:hAnsi="Nunito"/>
+          <w:sz w:val="28"/>
+          <w:szCs w:val="28"/>
+        </w:rPr>
+        <w:t>System.out.println</w:t>
+      </w:r>
+      <w:proofErr w:type="spellEnd"/>
+      <w:r>
+        <w:rPr>
+          <w:rFonts w:ascii="Nunito" w:hAnsi="Nunito"/>
+          <w:sz w:val="28"/>
+          <w:szCs w:val="28"/>
+        </w:rPr>
+        <w:t xml:space="preserve">("*****"); </w:t>
+      </w:r>
+    </w:p>
+    <w:p>
+      <w:pPr>
+        <w:rPr>
+          <w:rFonts w:ascii="Nunito" w:hAnsi="Nunito"/>
+          <w:sz w:val="28"/>
+          <w:szCs w:val="28"/>
+        </w:rPr>
+      </w:pPr>
+      <w:proofErr w:type="spellStart"/>
+      <w:r>
+        <w:rPr>
+          <w:rFonts w:ascii="Nunito" w:hAnsi="Nunito"/>
+          <w:sz w:val="28"/>
+          <w:szCs w:val="28"/>
+        </w:rPr>
+        <w:t>System.out.print</w:t>
+      </w:r>
+      <w:proofErr w:type="spellEnd"/>
+      <w:r>
+        <w:rPr>
+          <w:rFonts w:ascii="Nunito" w:hAnsi="Nunito"/>
+          <w:sz w:val="28"/>
+          <w:szCs w:val="28"/>
+        </w:rPr>
+        <w:t xml:space="preserve">("****"); </w:t>
+      </w:r>
+    </w:p>
+    <w:p>
+      <w:pPr>
+        <w:rPr>
+          <w:rFonts w:ascii="Nunito" w:hAnsi="Nunito"/>
+          <w:sz w:val="28"/>
+          <w:szCs w:val="28"/>
+        </w:rPr>
+      </w:pPr>
+      <w:proofErr w:type="spellStart"/>
+      <w:r>
+        <w:rPr>
+          <w:rFonts w:ascii="Nunito" w:hAnsi="Nunito"/>
+          <w:sz w:val="28"/>
+          <w:szCs w:val="28"/>
+        </w:rPr>
+        <w:t>System.out.println</w:t>
+      </w:r>
+      <w:proofErr w:type="spellEnd"/>
+      <w:r>
+        <w:rPr>
+          <w:rFonts w:ascii="Nunito" w:hAnsi="Nunito"/>
+          <w:sz w:val="28"/>
+          <w:szCs w:val="28"/>
+        </w:rPr>
+        <w:t xml:space="preserve">("**"); </w:t>
+      </w:r>
+    </w:p>
+    <w:p>
+      <w:pPr>
+        <w:rPr>
+          <w:rFonts w:ascii="Nunito" w:hAnsi="Nunito"/>
+          <w:sz w:val="28"/>
+          <w:szCs w:val="28"/>
+        </w:rPr>
+      </w:pPr>
+    </w:p>
+    <w:p>
+      <w:pPr>
+        <w:rPr>
+          <w:rFonts w:ascii="Nunito" w:hAnsi="Nunito"/>
+          <w:sz w:val="28"/>
+          <w:szCs w:val="28"/>
+        </w:rPr>
+      </w:pPr>
+      <w:r>
+        <w:rPr>
+          <w:rFonts w:ascii="Nunito" w:hAnsi="Nunito"/>
+          <w:sz w:val="28"/>
+          <w:szCs w:val="28"/>
+        </w:rPr>
+        <w:t xml:space="preserve">2.23 What does the following code print? </w:t>
+      </w:r>
+      <w:proofErr w:type="spellStart"/>
+      <w:r>
+        <w:rPr>
+          <w:rFonts w:ascii="Nunito" w:hAnsi="Nunito"/>
+          <w:sz w:val="28"/>
+          <w:szCs w:val="28"/>
+        </w:rPr>
+        <w:t>System.out.printf</w:t>
+      </w:r>
+      <w:proofErr w:type="spellEnd"/>
+      <w:r>
+        <w:rPr>
+          <w:rFonts w:ascii="Nunito" w:hAnsi="Nunito"/>
+          <w:sz w:val="28"/>
+          <w:szCs w:val="28"/>
+        </w:rPr>
+        <w:t>("%</w:t>
+      </w:r>
+      <w:proofErr w:type="spellStart"/>
+      <w:r>
+        <w:rPr>
+          <w:rFonts w:ascii="Nunito" w:hAnsi="Nunito"/>
+          <w:sz w:val="28"/>
+          <w:szCs w:val="28"/>
+        </w:rPr>
+        <w:t>s%n%s%n%s%n</w:t>
+      </w:r>
+      <w:proofErr w:type="spellEnd"/>
+      <w:r>
+        <w:rPr>
+          <w:rFonts w:ascii="Nunito" w:hAnsi="Nunito"/>
+          <w:sz w:val="28"/>
+          <w:szCs w:val="28"/>
+        </w:rPr>
+        <w:t>", "*", "***", "*****");</w:t>
       </w:r>
     </w:p>
     <w:p>
@@ -4210,33 +5783,123 @@
           <w:sz w:val="28"/>
           <w:szCs w:val="28"/>
         </w:rPr>
-        <w:t xml:space="preserve">2.28 (Diameter, Circumference and Area of a Circle) Here’s a peek ahead. In this chapter, you learned about integers and the type int. Java can also represent floating-point numbers that contain decimal points, such as 3.14159. Write an application that inputs from the user the radius of a circle as an integer and prints the circle’s diameter, circumference and area using the floating-point value 3.14159 for π. Use the techniques shown in Fig. 2.7. [Note: You may also use the predefined constant Math.PI for the value of π. This constant is more precise than the value 3.14159. Class Math is defined in package java.lang. Classes in that package are imported automatically, so you do not need to import class Math to use it.] Use the following formulas (r is the radius): diameter = 2r circumference = 2πr area = πr2 Do not store the results of each calculation in a variable. Rather, specify each calculation as the value that will be output in a System.out.printf statement. The values produced by the circumference and area calculations are floating-point numbers. Such values can be output with the format specifier %f in a System.out.printf statement. </w:t>
-      </w:r>
-    </w:p>
-    <w:p>
-      <w:pPr>
-        <w:rPr>
-          <w:rFonts w:ascii="Nunito" w:hAnsi="Nunito"/>
-          <w:sz w:val="28"/>
-          <w:szCs w:val="28"/>
-        </w:rPr>
-      </w:pPr>
-    </w:p>
-    <w:p>
-      <w:pPr>
-        <w:rPr>
-          <w:rFonts w:ascii="Nunito" w:hAnsi="Nunito"/>
-          <w:sz w:val="28"/>
-          <w:szCs w:val="28"/>
-        </w:rPr>
-      </w:pPr>
-      <w:r>
-        <w:rPr>
-          <w:rFonts w:ascii="Nunito" w:hAnsi="Nunito"/>
-          <w:sz w:val="28"/>
-          <w:szCs w:val="28"/>
-        </w:rPr>
-        <w:t xml:space="preserve">2.29 (Integer Value of a Character) Here’s another peek ahead. In this chapter, you learned about integers and the type int. Java can also represent uppercase letters, lowercase letters and a considerable variety of special symbols. Every character has a corresponding integer representation. The set of characters a computer uses together with the corresponding integer representations for those characters is called that computer’s character set. You can indicate a character value in a program simply by enclosing that character in single quotes, as in 'A'. You can determine a character’s integer equivalent by preceding that character with (int), as in (int) 'A' An operator of this form is called a cast operator. (You’ll learn about cast operators in Chapter 3.) The following statement outputs a character and its integer equivalent: System.out.printf("The </w:t>
+        <w:t xml:space="preserve">2.28 (Diameter, Circumference and Area of a Circle) Here’s a peek ahead. In this chapter, you learned about integers and the type int. Java can also represent floating-point numbers that contain decimal points, such as 3.14159. Write an application that inputs from the user the radius of a circle as an integer and prints the circle’s diameter, circumference and area using the floating-point value 3.14159 for π. Use the techniques shown in Fig. 2.7. [Note: You may also use the predefined constant </w:t>
+      </w:r>
+      <w:proofErr w:type="spellStart"/>
+      <w:r>
+        <w:rPr>
+          <w:rFonts w:ascii="Nunito" w:hAnsi="Nunito"/>
+          <w:sz w:val="28"/>
+          <w:szCs w:val="28"/>
+        </w:rPr>
+        <w:t>Math.PI</w:t>
+      </w:r>
+      <w:proofErr w:type="spellEnd"/>
+      <w:r>
+        <w:rPr>
+          <w:rFonts w:ascii="Nunito" w:hAnsi="Nunito"/>
+          <w:sz w:val="28"/>
+          <w:szCs w:val="28"/>
+        </w:rPr>
+        <w:t xml:space="preserve"> for the value of π. This constant is more precise than the value 3.14159. Class Math is defined in package </w:t>
+      </w:r>
+      <w:proofErr w:type="spellStart"/>
+      <w:r>
+        <w:rPr>
+          <w:rFonts w:ascii="Nunito" w:hAnsi="Nunito"/>
+          <w:sz w:val="28"/>
+          <w:szCs w:val="28"/>
+        </w:rPr>
+        <w:t>java.lang</w:t>
+      </w:r>
+      <w:proofErr w:type="spellEnd"/>
+      <w:r>
+        <w:rPr>
+          <w:rFonts w:ascii="Nunito" w:hAnsi="Nunito"/>
+          <w:sz w:val="28"/>
+          <w:szCs w:val="28"/>
+        </w:rPr>
+        <w:t xml:space="preserve">. Classes in that package are imported automatically, so you do not need to import class Math to use it.] Use the following formulas (r is the radius): diameter = 2r circumference = 2πr area = πr2 Do not store the results of each calculation in a variable. Rather, specify each calculation as the value that will be output in a </w:t>
+      </w:r>
+      <w:proofErr w:type="spellStart"/>
+      <w:r>
+        <w:rPr>
+          <w:rFonts w:ascii="Nunito" w:hAnsi="Nunito"/>
+          <w:sz w:val="28"/>
+          <w:szCs w:val="28"/>
+        </w:rPr>
+        <w:t>System.out.printf</w:t>
+      </w:r>
+      <w:proofErr w:type="spellEnd"/>
+      <w:r>
+        <w:rPr>
+          <w:rFonts w:ascii="Nunito" w:hAnsi="Nunito"/>
+          <w:sz w:val="28"/>
+          <w:szCs w:val="28"/>
+        </w:rPr>
+        <w:t xml:space="preserve"> statement. The values produced by the circumference and area calculations are floating-point numbers. Such values can be output with the format specifier %f in a </w:t>
+      </w:r>
+      <w:proofErr w:type="spellStart"/>
+      <w:r>
+        <w:rPr>
+          <w:rFonts w:ascii="Nunito" w:hAnsi="Nunito"/>
+          <w:sz w:val="28"/>
+          <w:szCs w:val="28"/>
+        </w:rPr>
+        <w:t>System.out.printf</w:t>
+      </w:r>
+      <w:proofErr w:type="spellEnd"/>
+      <w:r>
+        <w:rPr>
+          <w:rFonts w:ascii="Nunito" w:hAnsi="Nunito"/>
+          <w:sz w:val="28"/>
+          <w:szCs w:val="28"/>
+        </w:rPr>
+        <w:t xml:space="preserve"> statement. </w:t>
+      </w:r>
+    </w:p>
+    <w:p>
+      <w:pPr>
+        <w:rPr>
+          <w:rFonts w:ascii="Nunito" w:hAnsi="Nunito"/>
+          <w:sz w:val="28"/>
+          <w:szCs w:val="28"/>
+        </w:rPr>
+      </w:pPr>
+    </w:p>
+    <w:p>
+      <w:pPr>
+        <w:rPr>
+          <w:rFonts w:ascii="Nunito" w:hAnsi="Nunito"/>
+          <w:sz w:val="28"/>
+          <w:szCs w:val="28"/>
+        </w:rPr>
+      </w:pPr>
+      <w:r>
+        <w:rPr>
+          <w:rFonts w:ascii="Nunito" w:hAnsi="Nunito"/>
+          <w:sz w:val="28"/>
+          <w:szCs w:val="28"/>
+        </w:rPr>
+        <w:t xml:space="preserve">2.29 (Integer Value of a Character) Here’s another peek ahead. In this chapter, you learned about integers and the type int. Java can also represent uppercase letters, lowercase letters and a considerable variety of special symbols. Every character has a corresponding integer representation. The set of characters a computer uses together with the corresponding integer representations for those characters is called that computer’s character set. You can indicate a character value in a program simply by enclosing that character in single quotes, as in 'A'. You can determine a character’s integer equivalent by preceding that character with (int), as in (int) 'A' An operator of this form is called a cast operator. (You’ll learn about cast operators in Chapter 3.) The following statement outputs a character and its integer equivalent: </w:t>
+      </w:r>
+      <w:proofErr w:type="spellStart"/>
+      <w:r>
+        <w:rPr>
+          <w:rFonts w:ascii="Nunito" w:hAnsi="Nunito"/>
+          <w:sz w:val="28"/>
+          <w:szCs w:val="28"/>
+        </w:rPr>
+        <w:t>System.out.printf</w:t>
+      </w:r>
+      <w:proofErr w:type="spellEnd"/>
+      <w:r>
+        <w:rPr>
+          <w:rFonts w:ascii="Nunito" w:hAnsi="Nunito"/>
+          <w:sz w:val="28"/>
+          <w:szCs w:val="28"/>
+        </w:rPr>
+        <w:t xml:space="preserve">("The </w:t>
       </w:r>
       <w:r>
         <w:rPr>
@@ -4245,7 +5908,25 @@
           <w:szCs w:val="28"/>
         </w:rPr>
         <w:lastRenderedPageBreak/>
-        <w:t>character %c has the value %d%n", 'A', ((int) 'A')); When the preceding statement executes, it displays the character A and the value 65 (from the Unicode® character set) as part of the string. The format specifier %c is a placeholder for a character (in this case, the character 'A'). Using statements similar to the one shown earlier in this exercise, write an application that displays the integer equivalents of some uppercase letters, lowercase letters, digits and special symbols. Display the integer equivalents of the following: ABCabc012$*+/ and the blank character.</w:t>
+        <w:t>character %c has the value %</w:t>
+      </w:r>
+      <w:proofErr w:type="spellStart"/>
+      <w:r>
+        <w:rPr>
+          <w:rFonts w:ascii="Nunito" w:hAnsi="Nunito"/>
+          <w:sz w:val="28"/>
+          <w:szCs w:val="28"/>
+        </w:rPr>
+        <w:t>d%n</w:t>
+      </w:r>
+      <w:proofErr w:type="spellEnd"/>
+      <w:r>
+        <w:rPr>
+          <w:rFonts w:ascii="Nunito" w:hAnsi="Nunito"/>
+          <w:sz w:val="28"/>
+          <w:szCs w:val="28"/>
+        </w:rPr>
+        <w:t>", 'A', ((int) 'A')); When the preceding statement executes, it displays the character A and the value 65 (from the Unicode® character set) as part of the string. The format specifier %c is a placeholder for a character (in this case, the character 'A'). Using statements similar to the one shown earlier in this exercise, write an application that displays the integer equivalents of some uppercase letters, lowercase letters, digits and special symbols. Display the integer equivalents of the following: ABCabc012$*+/ and the blank character.</w:t>
       </w:r>
     </w:p>
     <w:p>
